--- a/docs/seminar_5/seminar_5.docx
+++ b/docs/seminar_5/seminar_5.docx
@@ -2,7 +2,7 @@
 <file path=word/document.xml><?xml version="1.0" encoding="utf-8"?>
 <w:document xmlns:w="http://schemas.openxmlformats.org/wordprocessingml/2006/main" xmlns:m="http://schemas.openxmlformats.org/officeDocument/2006/math" xmlns:r="http://schemas.openxmlformats.org/officeDocument/2006/relationships" xmlns:o="urn:schemas-microsoft-com:office:office" xmlns:v="urn:schemas-microsoft-com:vml" xmlns:w10="urn:schemas-microsoft-com:office:word" xmlns:a="http://schemas.openxmlformats.org/drawingml/2006/main" xmlns:pic="http://schemas.openxmlformats.org/drawingml/2006/picture" xmlns:wp="http://schemas.openxmlformats.org/drawingml/2006/wordprocessingDrawing">
   <w:body>
-    <w:bookmarkStart w:id="110" w:name="X3428a987b3bec622ba3ac830936fb9f5d0a7f84"/>
+    <w:bookmarkStart w:id="61" w:name="X3428a987b3bec622ba3ac830936fb9f5d0a7f84"/>
     <w:p>
       <w:pPr>
         <w:pStyle w:val="Heading1"/>
@@ -77,7 +77,7 @@
         </w:pict>
       </w:r>
     </w:p>
-    <w:bookmarkStart w:id="62" w:name="dart-цель-работы"/>
+    <w:bookmarkStart w:id="12" w:name="dart-цель-работы"/>
     <w:p>
       <w:pPr>
         <w:pStyle w:val="Heading2"/>
@@ -227,7 +227,7 @@
       <w:r>
         <w:t xml:space="preserve"> </w:t>
       </w:r>
-      <w:hyperlink r:id="rId59">
+      <w:hyperlink r:id="rId9">
         <w:r>
           <w:rPr>
             <w:rStyle w:val="Hyperlink"/>
@@ -289,7 +289,7 @@
       <w:r>
         <w:t xml:space="preserve"> </w:t>
       </w:r>
-      <w:hyperlink r:id="rId60">
+      <w:hyperlink r:id="rId10">
         <w:r>
           <w:rPr>
             <w:rStyle w:val="Hyperlink"/>
@@ -303,7 +303,7 @@
       <w:r>
         <w:t xml:space="preserve"> </w:t>
       </w:r>
-      <w:hyperlink r:id="rId61">
+      <w:hyperlink r:id="rId11">
         <w:r>
           <w:rPr>
             <w:rStyle w:val="Hyperlink"/>
@@ -330,14 +330,13 @@
     <w:tbl>
       <w:tblPr>
         <w:tblStyle w:val="Table"/>
-        <w:tblW w:type="pct" w:w="5000"/>
-        <w:tblLayout w:type="fixed"/>
+        <w:tblW w:type="auto" w:w="0"/>
         <w:tblLook w:firstRow="1" w:lastRow="0" w:firstColumn="0" w:lastColumn="0" w:noHBand="0" w:noVBand="0" w:val="0020"/>
       </w:tblPr>
       <w:tblGrid>
-        <w:gridCol w:w="712"/>
-        <w:gridCol w:w="950"/>
-        <w:gridCol w:w="6256"/>
+        <w:gridCol w:w="2640"/>
+        <w:gridCol w:w="2640"/>
+        <w:gridCol w:w="2640"/>
       </w:tblGrid>
       <w:tr>
         <w:trPr>
@@ -391,8 +390,6 @@
             <w:r>
               <w:rPr>
                 <w:rStyle w:val="VerbatimChar"/>
-                <w:sz w:val="17"/>
-                <w:szCs w:val="17"/>
               </w:rPr>
               <w:t xml:space="preserve">GOAL-n</w:t>
             </w:r>
@@ -434,8 +431,6 @@
             <w:r>
               <w:rPr>
                 <w:rStyle w:val="VerbatimChar"/>
-                <w:sz w:val="17"/>
-                <w:szCs w:val="17"/>
               </w:rPr>
               <w:t xml:space="preserve">CONST-n</w:t>
             </w:r>
@@ -477,8 +472,6 @@
             <w:r>
               <w:rPr>
                 <w:rStyle w:val="VerbatimChar"/>
-                <w:sz w:val="17"/>
-                <w:szCs w:val="17"/>
               </w:rPr>
               <w:t xml:space="preserve">ASM-n</w:t>
             </w:r>
@@ -520,8 +513,6 @@
             <w:r>
               <w:rPr>
                 <w:rStyle w:val="VerbatimChar"/>
-                <w:sz w:val="17"/>
-                <w:szCs w:val="17"/>
               </w:rPr>
               <w:t xml:space="preserve">RC-n</w:t>
             </w:r>
@@ -563,8 +554,6 @@
             <w:r>
               <w:rPr>
                 <w:rStyle w:val="VerbatimChar"/>
-                <w:sz w:val="17"/>
-                <w:szCs w:val="17"/>
               </w:rPr>
               <w:t xml:space="preserve">M0…M5</w:t>
             </w:r>
@@ -577,8 +566,6 @@
             <w:r>
               <w:rPr>
                 <w:rStyle w:val="VerbatimChar"/>
-                <w:sz w:val="17"/>
-                <w:szCs w:val="17"/>
               </w:rPr>
               <w:t xml:space="preserve">R0.5</w:t>
             </w:r>
@@ -620,8 +607,6 @@
             <w:r>
               <w:rPr>
                 <w:rStyle w:val="VerbatimChar"/>
-                <w:sz w:val="17"/>
-                <w:szCs w:val="17"/>
               </w:rPr>
               <w:t xml:space="preserve">DEP-n</w:t>
             </w:r>
@@ -663,8 +648,6 @@
             <w:r>
               <w:rPr>
                 <w:rStyle w:val="VerbatimChar"/>
-                <w:sz w:val="17"/>
-                <w:szCs w:val="17"/>
               </w:rPr>
               <w:t xml:space="preserve">RISK-n</w:t>
             </w:r>
@@ -706,8 +689,6 @@
             <w:r>
               <w:rPr>
                 <w:rStyle w:val="VerbatimChar"/>
-                <w:sz w:val="17"/>
-                <w:szCs w:val="17"/>
               </w:rPr>
               <w:t xml:space="preserve">x.y</w:t>
             </w:r>
@@ -746,8 +727,8 @@
         </w:pict>
       </w:r>
     </w:p>
-    <w:bookmarkEnd w:id="62"/>
-    <w:bookmarkStart w:id="63" w:name="clipboard-содержание"/>
+    <w:bookmarkEnd w:id="12"/>
+    <w:bookmarkStart w:id="13" w:name="clipboard-содержание"/>
     <w:p>
       <w:pPr>
         <w:pStyle w:val="Heading2"/>
@@ -916,8 +897,8 @@
         </w:pict>
       </w:r>
     </w:p>
-    <w:bookmarkEnd w:id="63"/>
-    <w:bookmarkStart w:id="75" w:name="Xe3d30bc3695bcae4e33d99073e43e4554136639"/>
+    <w:bookmarkEnd w:id="13"/>
+    <w:bookmarkStart w:id="25" w:name="Xe3d30bc3695bcae4e33d99073e43e4554136639"/>
     <w:p>
       <w:pPr>
         <w:pStyle w:val="Heading2"/>
@@ -926,7 +907,7 @@
         <w:t xml:space="preserve">1. Устав проекта v1.0 (Project Charter)</w:t>
       </w:r>
     </w:p>
-    <w:bookmarkStart w:id="64" w:name="Xc617832f3adff728701ad00b1b2594ee901bfdd"/>
+    <w:bookmarkStart w:id="14" w:name="Xc617832f3adff728701ad00b1b2594ee901bfdd"/>
     <w:p>
       <w:pPr>
         <w:pStyle w:val="Heading3"/>
@@ -938,13 +919,12 @@
     <w:tbl>
       <w:tblPr>
         <w:tblStyle w:val="Table"/>
-        <w:tblW w:type="pct" w:w="5000"/>
-        <w:tblLayout w:type="fixed"/>
+        <w:tblW w:type="auto" w:w="0"/>
         <w:tblLook w:firstRow="1" w:lastRow="0" w:firstColumn="0" w:lastColumn="0" w:noHBand="0" w:noVBand="0" w:val="0020"/>
       </w:tblPr>
       <w:tblGrid>
-        <w:gridCol w:w="1391"/>
-        <w:gridCol w:w="6528"/>
+        <w:gridCol w:w="3960"/>
+        <w:gridCol w:w="3960"/>
       </w:tblGrid>
       <w:tr>
         <w:trPr>
@@ -1032,8 +1012,6 @@
             <w:r>
               <w:rPr>
                 <w:rStyle w:val="VerbatimChar"/>
-                <w:sz w:val="17"/>
-                <w:szCs w:val="17"/>
               </w:rPr>
               <w:t xml:space="preserve">ID24_EGF</w:t>
             </w:r>
@@ -1234,8 +1212,8 @@
         </w:tc>
       </w:tr>
     </w:tbl>
-    <w:bookmarkEnd w:id="64"/>
-    <w:bookmarkStart w:id="65" w:name="X9da49b5aa7476f09d8ef88b9e0325c4a2e2b5e0"/>
+    <w:bookmarkEnd w:id="14"/>
+    <w:bookmarkStart w:id="15" w:name="X9da49b5aa7476f09d8ef88b9e0325c4a2e2b5e0"/>
     <w:p>
       <w:pPr>
         <w:pStyle w:val="Heading3"/>
@@ -1252,8 +1230,8 @@
         <w:t xml:space="preserve">Компании, которые сами эксплуатируют ЦОД, запускают тяжелые пакетные вычисления (ETL, обучение моделей, бэкапы) по статическому расписанию cron. Цена электроэнергии на рынке Day-Ahead при этом меняется в течение суток в разы и различается между энергозонами. Запуск без учета цены и погоды (охлаждения ЦОД) приводит к прямым переплатам за электроэнергию и лишним выбросам CO₂. Готового инструмента, который работает внутри закрытого контура и не передает наружу метаданные инфраструктуры, у таких компаний нет (анализ AS-IS — семинар 3, п. 3).</w:t>
       </w:r>
     </w:p>
-    <w:bookmarkEnd w:id="65"/>
-    <w:bookmarkStart w:id="66" w:name="Xaf698827e77ca5d57f49520b451f563c308df77"/>
+    <w:bookmarkEnd w:id="15"/>
+    <w:bookmarkStart w:id="16" w:name="Xaf698827e77ca5d57f49520b451f563c308df77"/>
     <w:p>
       <w:pPr>
         <w:pStyle w:val="Heading3"/>
@@ -1336,15 +1314,14 @@
     <w:tbl>
       <w:tblPr>
         <w:tblStyle w:val="Table"/>
-        <w:tblW w:type="pct" w:w="5000"/>
-        <w:tblLayout w:type="fixed"/>
+        <w:tblW w:type="auto" w:w="0"/>
         <w:tblLook w:firstRow="1" w:lastRow="0" w:firstColumn="0" w:lastColumn="0" w:noHBand="0" w:noVBand="0" w:val="0020"/>
       </w:tblPr>
       <w:tblGrid>
-        <w:gridCol w:w="633"/>
-        <w:gridCol w:w="4322"/>
-        <w:gridCol w:w="2013"/>
-        <w:gridCol w:w="950"/>
+        <w:gridCol w:w="1980"/>
+        <w:gridCol w:w="1980"/>
+        <w:gridCol w:w="1980"/>
+        <w:gridCol w:w="1980"/>
       </w:tblGrid>
       <w:tr>
         <w:trPr>
@@ -1442,8 +1419,6 @@
             <w:r>
               <w:rPr>
                 <w:rStyle w:val="VerbatimChar"/>
-                <w:sz w:val="17"/>
-                <w:szCs w:val="17"/>
               </w:rPr>
               <w:t xml:space="preserve">DE-LU</w:t>
             </w:r>
@@ -1456,8 +1431,6 @@
             <w:r>
               <w:rPr>
                 <w:rStyle w:val="VerbatimChar"/>
-                <w:sz w:val="17"/>
-                <w:szCs w:val="17"/>
               </w:rPr>
               <w:t xml:space="preserve">FI</w:t>
             </w:r>
@@ -1470,8 +1443,6 @@
             <w:r>
               <w:rPr>
                 <w:rStyle w:val="VerbatimChar"/>
-                <w:sz w:val="17"/>
-                <w:szCs w:val="17"/>
               </w:rPr>
               <w:t xml:space="preserve">SE3</w:t>
             </w:r>
@@ -1608,8 +1579,6 @@
             <w:r>
               <w:rPr>
                 <w:rStyle w:val="VerbatimChar"/>
-                <w:sz w:val="17"/>
-                <w:szCs w:val="17"/>
               </w:rPr>
               <w:t xml:space="preserve">DR-01</w:t>
             </w:r>
@@ -1622,8 +1591,6 @@
             <w:r>
               <w:rPr>
                 <w:rStyle w:val="VerbatimChar"/>
-                <w:sz w:val="17"/>
-                <w:szCs w:val="17"/>
               </w:rPr>
               <w:t xml:space="preserve">DR-04</w:t>
             </w:r>
@@ -1690,8 +1657,6 @@
             <w:r>
               <w:rPr>
                 <w:rStyle w:val="VerbatimChar"/>
-                <w:sz w:val="17"/>
-                <w:szCs w:val="17"/>
               </w:rPr>
               <w:t xml:space="preserve">docs/status/</w:t>
             </w:r>
@@ -1942,8 +1907,8 @@
         <w:t xml:space="preserve">10% — предварительная оценка. На M2 по отчету EDA порог уточняется и фиксируется в журнале изменений плана (п. 9). Если эффект окажется ниже порога, гипотеза считается опровергнутой, и это допустимый результат (RC-8).</w:t>
       </w:r>
     </w:p>
-    <w:bookmarkEnd w:id="66"/>
-    <w:bookmarkStart w:id="67" w:name="Xe8ce877864754bcdcf99ff22ad477833b9ecbbb"/>
+    <w:bookmarkEnd w:id="16"/>
+    <w:bookmarkStart w:id="17" w:name="Xe8ce877864754bcdcf99ff22ad477833b9ecbbb"/>
     <w:p>
       <w:pPr>
         <w:pStyle w:val="Heading3"/>
@@ -1955,13 +1920,12 @@
     <w:tbl>
       <w:tblPr>
         <w:tblStyle w:val="Table"/>
-        <w:tblW w:type="pct" w:w="5000"/>
-        <w:tblLayout w:type="fixed"/>
+        <w:tblW w:type="auto" w:w="0"/>
         <w:tblLook w:firstRow="1" w:lastRow="0" w:firstColumn="0" w:lastColumn="0" w:noHBand="0" w:noVBand="0" w:val="0020"/>
       </w:tblPr>
       <w:tblGrid>
-        <w:gridCol w:w="1356"/>
-        <w:gridCol w:w="6563"/>
+        <w:gridCol w:w="3960"/>
+        <w:gridCol w:w="3960"/>
       </w:tblGrid>
       <w:tr>
         <w:trPr>
@@ -2112,8 +2076,6 @@
             <w:r>
               <w:rPr>
                 <w:rStyle w:val="VerbatimChar"/>
-                <w:sz w:val="17"/>
-                <w:szCs w:val="17"/>
               </w:rPr>
               <w:t xml:space="preserve">ASR-01</w:t>
             </w:r>
@@ -2184,8 +2146,8 @@
         </w:tc>
       </w:tr>
     </w:tbl>
-    <w:bookmarkEnd w:id="67"/>
-    <w:bookmarkStart w:id="68" w:name="X85250e8f607336295e28775d70fb42eb3d00d2e"/>
+    <w:bookmarkEnd w:id="17"/>
+    <w:bookmarkStart w:id="18" w:name="X85250e8f607336295e28775d70fb42eb3d00d2e"/>
     <w:p>
       <w:pPr>
         <w:pStyle w:val="Heading3"/>
@@ -2238,8 +2200,8 @@
         <w:t xml:space="preserve">управление серверами клиента (IPMI / Redfish, старт и остановка ВМ в облаках); торговля электроэнергией; биллинг; мультиарендность (SaaS); мобильные клиенты; энергозоны вне ENTSO-E.</w:t>
       </w:r>
     </w:p>
-    <w:bookmarkEnd w:id="68"/>
-    <w:bookmarkStart w:id="69" w:name="X4993728fc59ced7f3446ef6181244e6a50584bc"/>
+    <w:bookmarkEnd w:id="18"/>
+    <w:bookmarkStart w:id="19" w:name="X4993728fc59ced7f3446ef6181244e6a50584bc"/>
     <w:p>
       <w:pPr>
         <w:pStyle w:val="Heading3"/>
@@ -2251,14 +2213,13 @@
     <w:tbl>
       <w:tblPr>
         <w:tblStyle w:val="Table"/>
-        <w:tblW w:type="pct" w:w="5000"/>
-        <w:tblLayout w:type="fixed"/>
+        <w:tblW w:type="auto" w:w="0"/>
         <w:tblLook w:firstRow="1" w:lastRow="0" w:firstColumn="0" w:lastColumn="0" w:noHBand="0" w:noVBand="0" w:val="0020"/>
       </w:tblPr>
       <w:tblGrid>
-        <w:gridCol w:w="712"/>
-        <w:gridCol w:w="3862"/>
-        <w:gridCol w:w="3344"/>
+        <w:gridCol w:w="2640"/>
+        <w:gridCol w:w="2640"/>
+        <w:gridCol w:w="2640"/>
       </w:tblGrid>
       <w:tr>
         <w:trPr>
@@ -2513,8 +2474,6 @@
             <w:r>
               <w:rPr>
                 <w:rStyle w:val="VerbatimChar"/>
-                <w:sz w:val="17"/>
-                <w:szCs w:val="17"/>
               </w:rPr>
               <w:t xml:space="preserve">ASR-01</w:t>
             </w:r>
@@ -2527,8 +2486,6 @@
             <w:r>
               <w:rPr>
                 <w:rStyle w:val="VerbatimChar"/>
-                <w:sz w:val="17"/>
-                <w:szCs w:val="17"/>
               </w:rPr>
               <w:t xml:space="preserve">NFR-SEC-02</w:t>
             </w:r>
@@ -2642,8 +2599,6 @@
             <w:r>
               <w:rPr>
                 <w:rStyle w:val="VerbatimChar"/>
-                <w:sz w:val="17"/>
-                <w:szCs w:val="17"/>
               </w:rPr>
               <w:t xml:space="preserve">ID24_EGF</w:t>
             </w:r>
@@ -2718,8 +2673,8 @@
         </w:tc>
       </w:tr>
     </w:tbl>
-    <w:bookmarkEnd w:id="69"/>
-    <w:bookmarkStart w:id="70" w:name="Xe485a6168baf9e31d1e3158191db3d7c43487a5"/>
+    <w:bookmarkEnd w:id="19"/>
+    <w:bookmarkStart w:id="20" w:name="Xe485a6168baf9e31d1e3158191db3d7c43487a5"/>
     <w:p>
       <w:pPr>
         <w:pStyle w:val="Heading3"/>
@@ -2739,15 +2694,14 @@
     <w:tbl>
       <w:tblPr>
         <w:tblStyle w:val="Table"/>
-        <w:tblW w:type="pct" w:w="5000"/>
-        <w:tblLayout w:type="fixed"/>
+        <w:tblW w:type="auto" w:w="0"/>
         <w:tblLook w:firstRow="1" w:lastRow="0" w:firstColumn="0" w:lastColumn="0" w:noHBand="0" w:noVBand="0" w:val="0020"/>
       </w:tblPr>
       <w:tblGrid>
-        <w:gridCol w:w="554"/>
-        <w:gridCol w:w="3020"/>
-        <w:gridCol w:w="1676"/>
-        <w:gridCol w:w="2669"/>
+        <w:gridCol w:w="1980"/>
+        <w:gridCol w:w="1980"/>
+        <w:gridCol w:w="1980"/>
+        <w:gridCol w:w="1980"/>
       </w:tblGrid>
       <w:tr>
         <w:trPr>
@@ -2920,8 +2874,6 @@
             <w:r>
               <w:rPr>
                 <w:rStyle w:val="VerbatimChar"/>
-                <w:sz w:val="17"/>
-                <w:szCs w:val="17"/>
               </w:rPr>
               <w:t xml:space="preserve">FR-ENG-05</w:t>
             </w:r>
@@ -3212,8 +3164,8 @@
         </w:tc>
       </w:tr>
     </w:tbl>
-    <w:bookmarkEnd w:id="70"/>
-    <w:bookmarkStart w:id="71" w:name="X05fa48a225ec039a49e9c8dc64d53c759907c7f"/>
+    <w:bookmarkEnd w:id="20"/>
+    <w:bookmarkStart w:id="21" w:name="X05fa48a225ec039a49e9c8dc64d53c759907c7f"/>
     <w:p>
       <w:pPr>
         <w:pStyle w:val="Heading3"/>
@@ -3246,15 +3198,14 @@
     <w:tbl>
       <w:tblPr>
         <w:tblStyle w:val="Table"/>
-        <w:tblW w:type="pct" w:w="5000"/>
-        <w:tblLayout w:type="fixed"/>
+        <w:tblW w:type="auto" w:w="0"/>
         <w:tblLook w:firstRow="1" w:lastRow="0" w:firstColumn="0" w:lastColumn="0" w:noHBand="0" w:noVBand="0" w:val="0020"/>
       </w:tblPr>
       <w:tblGrid>
-        <w:gridCol w:w="2049"/>
-        <w:gridCol w:w="1356"/>
-        <w:gridCol w:w="2576"/>
-        <w:gridCol w:w="1937"/>
+        <w:gridCol w:w="1980"/>
+        <w:gridCol w:w="1980"/>
+        <w:gridCol w:w="1980"/>
+        <w:gridCol w:w="1980"/>
       </w:tblGrid>
       <w:tr>
         <w:trPr>
@@ -3600,8 +3551,6 @@
             <w:r>
               <w:rPr>
                 <w:rStyle w:val="VerbatimChar"/>
-                <w:sz w:val="17"/>
-                <w:szCs w:val="17"/>
               </w:rPr>
               <w:t xml:space="preserve">ASR-01</w:t>
             </w:r>
@@ -3617,8 +3566,6 @@
             <w:r>
               <w:rPr>
                 <w:rStyle w:val="VerbatimChar"/>
-                <w:sz w:val="17"/>
-                <w:szCs w:val="17"/>
               </w:rPr>
               <w:t xml:space="preserve">NFR-SEC-*</w:t>
             </w:r>
@@ -3698,8 +3645,8 @@
         </w:tc>
       </w:tr>
     </w:tbl>
-    <w:bookmarkEnd w:id="71"/>
-    <w:bookmarkStart w:id="72" w:name="X1f0e8dea06ea332294841681e47d486af81e5fd"/>
+    <w:bookmarkEnd w:id="21"/>
+    <w:bookmarkStart w:id="22" w:name="X1f0e8dea06ea332294841681e47d486af81e5fd"/>
     <w:p>
       <w:pPr>
         <w:pStyle w:val="Heading3"/>
@@ -3711,14 +3658,13 @@
     <w:tbl>
       <w:tblPr>
         <w:tblStyle w:val="Table"/>
-        <w:tblW w:type="pct" w:w="5000"/>
-        <w:tblLayout w:type="fixed"/>
+        <w:tblW w:type="auto" w:w="0"/>
         <w:tblLook w:firstRow="1" w:lastRow="0" w:firstColumn="0" w:lastColumn="0" w:noHBand="0" w:noVBand="0" w:val="0020"/>
       </w:tblPr>
       <w:tblGrid>
-        <w:gridCol w:w="982"/>
-        <w:gridCol w:w="1413"/>
-        <w:gridCol w:w="5523"/>
+        <w:gridCol w:w="2640"/>
+        <w:gridCol w:w="2640"/>
+        <w:gridCol w:w="2640"/>
       </w:tblGrid>
       <w:tr>
         <w:trPr>
@@ -3932,8 +3878,6 @@
             <w:r>
               <w:rPr>
                 <w:rStyle w:val="VerbatimChar"/>
-                <w:sz w:val="17"/>
-                <w:szCs w:val="17"/>
               </w:rPr>
               <w:t xml:space="preserve">FR-UI-*</w:t>
             </w:r>
@@ -4017,8 +3961,8 @@
         <w:t xml:space="preserve">блокер → в течение 1 рабочего дня в «Сферу» и на стендап → если не снят за 2 дня, решение принимает PO → если затронута дата релиза или объем Must, PO согласует решение с преподавателем.</w:t>
       </w:r>
     </w:p>
-    <w:bookmarkEnd w:id="72"/>
-    <w:bookmarkStart w:id="73" w:name="X83f4c63335ce376b92c19018a318530297a3540"/>
+    <w:bookmarkEnd w:id="22"/>
+    <w:bookmarkStart w:id="23" w:name="X83f4c63335ce376b92c19018a318530297a3540"/>
     <w:p>
       <w:pPr>
         <w:pStyle w:val="Heading3"/>
@@ -4047,8 +3991,8 @@
         <w:t xml:space="preserve">), наполненное хранилище данных, отчет EDA и бэктеста, комплект тестов и отчет о тестировании, runbook эксплуатации, проектная документация (семинары 1–5). Состав — в WBS (п. 3).</w:t>
       </w:r>
     </w:p>
-    <w:bookmarkEnd w:id="73"/>
-    <w:bookmarkStart w:id="74" w:name="X10741ffac5516c18f85b72d3a7c645696f0e7d0"/>
+    <w:bookmarkEnd w:id="23"/>
+    <w:bookmarkStart w:id="24" w:name="X10741ffac5516c18f85b72d3a7c645696f0e7d0"/>
     <w:p>
       <w:pPr>
         <w:pStyle w:val="Heading3"/>
@@ -4060,15 +4004,14 @@
     <w:tbl>
       <w:tblPr>
         <w:tblStyle w:val="Table"/>
-        <w:tblW w:type="pct" w:w="5000"/>
-        <w:tblLayout w:type="fixed"/>
+        <w:tblW w:type="auto" w:w="0"/>
         <w:tblLook w:firstRow="1" w:lastRow="0" w:firstColumn="0" w:lastColumn="0" w:noHBand="0" w:noVBand="0" w:val="0020"/>
       </w:tblPr>
       <w:tblGrid>
-        <w:gridCol w:w="1029"/>
-        <w:gridCol w:w="5306"/>
-        <w:gridCol w:w="1108"/>
-        <w:gridCol w:w="475"/>
+        <w:gridCol w:w="1980"/>
+        <w:gridCol w:w="1980"/>
+        <w:gridCol w:w="1980"/>
+        <w:gridCol w:w="1980"/>
       </w:tblGrid>
       <w:tr>
         <w:trPr>
@@ -4269,9 +4212,9 @@
         </w:pict>
       </w:r>
     </w:p>
-    <w:bookmarkEnd w:id="74"/>
-    <w:bookmarkEnd w:id="75"/>
-    <w:bookmarkStart w:id="79" w:name="X7a5b864c9001dcee2064dc9791d310976331e79"/>
+    <w:bookmarkEnd w:id="24"/>
+    <w:bookmarkEnd w:id="25"/>
+    <w:bookmarkStart w:id="29" w:name="X7a5b864c9001dcee2064dc9791d310976331e79"/>
     <w:p>
       <w:pPr>
         <w:pStyle w:val="Heading2"/>
@@ -4280,7 +4223,7 @@
         <w:t xml:space="preserve">2. Содержание первого семестра и критерии Release 0.5</w:t>
       </w:r>
     </w:p>
-    <w:bookmarkStart w:id="76" w:name="Xcbc7ffc6b781422544574f8beb54752dc860922"/>
+    <w:bookmarkStart w:id="26" w:name="Xcbc7ffc6b781422544574f8beb54752dc860922"/>
     <w:p>
       <w:pPr>
         <w:pStyle w:val="Heading3"/>
@@ -4300,14 +4243,13 @@
     <w:tbl>
       <w:tblPr>
         <w:tblStyle w:val="Table"/>
-        <w:tblW w:type="pct" w:w="5000"/>
-        <w:tblLayout w:type="fixed"/>
+        <w:tblW w:type="auto" w:w="0"/>
         <w:tblLook w:firstRow="1" w:lastRow="0" w:firstColumn="0" w:lastColumn="0" w:noHBand="0" w:noVBand="0" w:val="0020"/>
       </w:tblPr>
       <w:tblGrid>
-        <w:gridCol w:w="1129"/>
-        <w:gridCol w:w="4136"/>
-        <w:gridCol w:w="2653"/>
+        <w:gridCol w:w="2640"/>
+        <w:gridCol w:w="2640"/>
+        <w:gridCol w:w="2640"/>
       </w:tblGrid>
       <w:tr>
         <w:trPr>
@@ -4377,8 +4319,6 @@
             <w:r>
               <w:rPr>
                 <w:rStyle w:val="VerbatimChar"/>
-                <w:sz w:val="17"/>
-                <w:szCs w:val="17"/>
               </w:rPr>
               <w:t xml:space="preserve">FR-API-01…03</w:t>
             </w:r>
@@ -4391,8 +4331,6 @@
             <w:r>
               <w:rPr>
                 <w:rStyle w:val="VerbatimChar"/>
-                <w:sz w:val="17"/>
-                <w:szCs w:val="17"/>
               </w:rPr>
               <w:t xml:space="preserve">FR-ENG-02</w:t>
             </w:r>
@@ -4405,8 +4343,6 @@
             <w:r>
               <w:rPr>
                 <w:rStyle w:val="VerbatimChar"/>
-                <w:sz w:val="17"/>
-                <w:szCs w:val="17"/>
               </w:rPr>
               <w:t xml:space="preserve">FR-ENG-03</w:t>
             </w:r>
@@ -4419,8 +4355,6 @@
             <w:r>
               <w:rPr>
                 <w:rStyle w:val="VerbatimChar"/>
-                <w:sz w:val="17"/>
-                <w:szCs w:val="17"/>
               </w:rPr>
               <w:t xml:space="preserve">FR-ETL-01</w:t>
             </w:r>
@@ -4433,8 +4367,6 @@
             <w:r>
               <w:rPr>
                 <w:rStyle w:val="VerbatimChar"/>
-                <w:sz w:val="17"/>
-                <w:szCs w:val="17"/>
               </w:rPr>
               <w:t xml:space="preserve">FR-ETL-04</w:t>
             </w:r>
@@ -4447,8 +4379,6 @@
             <w:r>
               <w:rPr>
                 <w:rStyle w:val="VerbatimChar"/>
-                <w:sz w:val="17"/>
-                <w:szCs w:val="17"/>
               </w:rPr>
               <w:t xml:space="preserve">FR-ETL-05</w:t>
             </w:r>
@@ -4461,8 +4391,6 @@
             <w:r>
               <w:rPr>
                 <w:rStyle w:val="VerbatimChar"/>
-                <w:sz w:val="17"/>
-                <w:szCs w:val="17"/>
               </w:rPr>
               <w:t xml:space="preserve">NFR-PERF-01</w:t>
             </w:r>
@@ -4475,8 +4403,6 @@
             <w:r>
               <w:rPr>
                 <w:rStyle w:val="VerbatimChar"/>
-                <w:sz w:val="17"/>
-                <w:szCs w:val="17"/>
               </w:rPr>
               <w:t xml:space="preserve">NFR-SEC-01…03</w:t>
             </w:r>
@@ -4489,8 +4415,6 @@
             <w:r>
               <w:rPr>
                 <w:rStyle w:val="VerbatimChar"/>
-                <w:sz w:val="17"/>
-                <w:szCs w:val="17"/>
               </w:rPr>
               <w:t xml:space="preserve">NFR-MAINT-01</w:t>
             </w:r>
@@ -4503,8 +4427,6 @@
             <w:r>
               <w:rPr>
                 <w:rStyle w:val="VerbatimChar"/>
-                <w:sz w:val="17"/>
-                <w:szCs w:val="17"/>
               </w:rPr>
               <w:t xml:space="preserve">DR-01</w:t>
             </w:r>
@@ -4517,8 +4439,6 @@
             <w:r>
               <w:rPr>
                 <w:rStyle w:val="VerbatimChar"/>
-                <w:sz w:val="17"/>
-                <w:szCs w:val="17"/>
               </w:rPr>
               <w:t xml:space="preserve">DR-05…07</w:t>
             </w:r>
@@ -4564,8 +4484,6 @@
             <w:r>
               <w:rPr>
                 <w:rStyle w:val="VerbatimChar"/>
-                <w:sz w:val="17"/>
-                <w:szCs w:val="17"/>
               </w:rPr>
               <w:t xml:space="preserve">FR-ENG-01</w:t>
             </w:r>
@@ -4578,8 +4496,6 @@
             <w:r>
               <w:rPr>
                 <w:rStyle w:val="VerbatimChar"/>
-                <w:sz w:val="17"/>
-                <w:szCs w:val="17"/>
               </w:rPr>
               <w:t xml:space="preserve">FR-ENG-05</w:t>
             </w:r>
@@ -4592,8 +4508,6 @@
             <w:r>
               <w:rPr>
                 <w:rStyle w:val="VerbatimChar"/>
-                <w:sz w:val="17"/>
-                <w:szCs w:val="17"/>
               </w:rPr>
               <w:t xml:space="preserve">FR-ETL-02</w:t>
             </w:r>
@@ -4606,8 +4520,6 @@
             <w:r>
               <w:rPr>
                 <w:rStyle w:val="VerbatimChar"/>
-                <w:sz w:val="17"/>
-                <w:szCs w:val="17"/>
               </w:rPr>
               <w:t xml:space="preserve">FR-API-05</w:t>
             </w:r>
@@ -4620,8 +4532,6 @@
             <w:r>
               <w:rPr>
                 <w:rStyle w:val="VerbatimChar"/>
-                <w:sz w:val="17"/>
-                <w:szCs w:val="17"/>
               </w:rPr>
               <w:t xml:space="preserve">FR-UI-02</w:t>
             </w:r>
@@ -4634,8 +4544,6 @@
             <w:r>
               <w:rPr>
                 <w:rStyle w:val="VerbatimChar"/>
-                <w:sz w:val="17"/>
-                <w:szCs w:val="17"/>
               </w:rPr>
               <w:t xml:space="preserve">NFR-REL-02</w:t>
             </w:r>
@@ -4648,8 +4556,6 @@
             <w:r>
               <w:rPr>
                 <w:rStyle w:val="VerbatimChar"/>
-                <w:sz w:val="17"/>
-                <w:szCs w:val="17"/>
               </w:rPr>
               <w:t xml:space="preserve">NFR-REL-03</w:t>
             </w:r>
@@ -4662,8 +4568,6 @@
             <w:r>
               <w:rPr>
                 <w:rStyle w:val="VerbatimChar"/>
-                <w:sz w:val="17"/>
-                <w:szCs w:val="17"/>
               </w:rPr>
               <w:t xml:space="preserve">NFR-PERF-02</w:t>
             </w:r>
@@ -4676,8 +4580,6 @@
             <w:r>
               <w:rPr>
                 <w:rStyle w:val="VerbatimChar"/>
-                <w:sz w:val="17"/>
-                <w:szCs w:val="17"/>
               </w:rPr>
               <w:t xml:space="preserve">NFR-PERF-04</w:t>
             </w:r>
@@ -4690,8 +4592,6 @@
             <w:r>
               <w:rPr>
                 <w:rStyle w:val="VerbatimChar"/>
-                <w:sz w:val="17"/>
-                <w:szCs w:val="17"/>
               </w:rPr>
               <w:t xml:space="preserve">NFR-MAINT-02</w:t>
             </w:r>
@@ -4704,8 +4604,6 @@
             <w:r>
               <w:rPr>
                 <w:rStyle w:val="VerbatimChar"/>
-                <w:sz w:val="17"/>
-                <w:szCs w:val="17"/>
               </w:rPr>
               <w:t xml:space="preserve">NFR-MAINT-03</w:t>
             </w:r>
@@ -4718,8 +4616,6 @@
             <w:r>
               <w:rPr>
                 <w:rStyle w:val="VerbatimChar"/>
-                <w:sz w:val="17"/>
-                <w:szCs w:val="17"/>
               </w:rPr>
               <w:t xml:space="preserve">DR-03</w:t>
             </w:r>
@@ -4741,8 +4637,6 @@
             <w:r>
               <w:rPr>
                 <w:rStyle w:val="VerbatimChar"/>
-                <w:sz w:val="17"/>
-                <w:szCs w:val="17"/>
               </w:rPr>
               <w:t xml:space="preserve">NFR-REL-01</w:t>
             </w:r>
@@ -4782,8 +4676,6 @@
             <w:r>
               <w:rPr>
                 <w:rStyle w:val="VerbatimChar"/>
-                <w:sz w:val="17"/>
-                <w:szCs w:val="17"/>
               </w:rPr>
               <w:t xml:space="preserve">FR-ETL-03</w:t>
             </w:r>
@@ -4799,8 +4691,6 @@
             <w:r>
               <w:rPr>
                 <w:rStyle w:val="VerbatimChar"/>
-                <w:sz w:val="17"/>
-                <w:szCs w:val="17"/>
               </w:rPr>
               <w:t xml:space="preserve">DR-04</w:t>
             </w:r>
@@ -4865,8 +4755,6 @@
             <w:r>
               <w:rPr>
                 <w:rStyle w:val="VerbatimChar"/>
-                <w:sz w:val="17"/>
-                <w:szCs w:val="17"/>
               </w:rPr>
               <w:t xml:space="preserve">FR-UI-01</w:t>
             </w:r>
@@ -4912,8 +4800,6 @@
             <w:r>
               <w:rPr>
                 <w:rStyle w:val="VerbatimChar"/>
-                <w:sz w:val="17"/>
-                <w:szCs w:val="17"/>
               </w:rPr>
               <w:t xml:space="preserve">FR-API-04</w:t>
             </w:r>
@@ -4926,8 +4812,6 @@
             <w:r>
               <w:rPr>
                 <w:rStyle w:val="VerbatimChar"/>
-                <w:sz w:val="17"/>
-                <w:szCs w:val="17"/>
               </w:rPr>
               <w:t xml:space="preserve">FR-UI-03</w:t>
             </w:r>
@@ -4940,8 +4824,6 @@
             <w:r>
               <w:rPr>
                 <w:rStyle w:val="VerbatimChar"/>
-                <w:sz w:val="17"/>
-                <w:szCs w:val="17"/>
               </w:rPr>
               <w:t xml:space="preserve">FR-ENG-04</w:t>
             </w:r>
@@ -4954,8 +4836,6 @@
             <w:r>
               <w:rPr>
                 <w:rStyle w:val="VerbatimChar"/>
-                <w:sz w:val="17"/>
-                <w:szCs w:val="17"/>
               </w:rPr>
               <w:t xml:space="preserve">NFR-PERF-03</w:t>
             </w:r>
@@ -4968,8 +4848,6 @@
             <w:r>
               <w:rPr>
                 <w:rStyle w:val="VerbatimChar"/>
-                <w:sz w:val="17"/>
-                <w:szCs w:val="17"/>
               </w:rPr>
               <w:t xml:space="preserve">NFR-REL-01</w:t>
             </w:r>
@@ -4982,8 +4860,6 @@
             <w:r>
               <w:rPr>
                 <w:rStyle w:val="VerbatimChar"/>
-                <w:sz w:val="17"/>
-                <w:szCs w:val="17"/>
               </w:rPr>
               <w:t xml:space="preserve">DR-02</w:t>
             </w:r>
@@ -4991,7 +4867,7 @@
               <w:t xml:space="preserve"> </w:t>
             </w:r>
             <w:r>
-              <w:t xml:space="preserve">(архив генерации — признак для ML, загружается в начале R1.0 тем же загрузчиком), все Won’t (ML-прогноз на 3–7 дней, интеграция с Airflow / Cloud API)</w:t>
+              <w:t xml:space="preserve">(архив генерации — признак для ML, загружается в начале R1.0 тем же загрузчиком), все Won't (ML-прогноз на 3–7 дней, интеграция с Airflow / Cloud API)</w:t>
             </w:r>
           </w:p>
         </w:tc>
@@ -5009,8 +4885,8 @@
         </w:tc>
       </w:tr>
     </w:tbl>
-    <w:bookmarkEnd w:id="76"/>
-    <w:bookmarkStart w:id="77" w:name="X7f3eb7a3d5b5e44a61f8735f4647483b4d117b4"/>
+    <w:bookmarkEnd w:id="26"/>
+    <w:bookmarkStart w:id="27" w:name="X7f3eb7a3d5b5e44a61f8735f4647483b4d117b4"/>
     <w:p>
       <w:pPr>
         <w:pStyle w:val="Heading3"/>
@@ -5067,8 +4943,8 @@
         <w:t xml:space="preserve">Эксплуатационные материалы: runbook, резервное копирование, инструкция развертывания.</w:t>
       </w:r>
     </w:p>
-    <w:bookmarkEnd w:id="77"/>
-    <w:bookmarkStart w:id="78" w:name="X0c9ed3e1ef4ca138234eaa1f1326aaffce83af9"/>
+    <w:bookmarkEnd w:id="27"/>
+    <w:bookmarkStart w:id="28" w:name="X0c9ed3e1ef4ca138234eaa1f1326aaffce83af9"/>
     <w:p>
       <w:pPr>
         <w:pStyle w:val="Heading3"/>
@@ -5104,14 +4980,13 @@
     <w:tbl>
       <w:tblPr>
         <w:tblStyle w:val="Table"/>
-        <w:tblW w:type="pct" w:w="5000"/>
-        <w:tblLayout w:type="fixed"/>
+        <w:tblW w:type="auto" w:w="0"/>
         <w:tblLook w:firstRow="1" w:lastRow="0" w:firstColumn="0" w:lastColumn="0" w:noHBand="0" w:noVBand="0" w:val="0020"/>
       </w:tblPr>
       <w:tblGrid>
-        <w:gridCol w:w="475"/>
-        <w:gridCol w:w="5430"/>
-        <w:gridCol w:w="2014"/>
+        <w:gridCol w:w="2640"/>
+        <w:gridCol w:w="2640"/>
+        <w:gridCol w:w="2640"/>
       </w:tblGrid>
       <w:tr>
         <w:trPr>
@@ -5261,8 +5136,6 @@
             <w:r>
               <w:rPr>
                 <w:rStyle w:val="VerbatimChar"/>
-                <w:sz w:val="17"/>
-                <w:szCs w:val="17"/>
               </w:rPr>
               <w:t xml:space="preserve">v0.5.0</w:t>
             </w:r>
@@ -5312,8 +5185,6 @@
             <w:r>
               <w:rPr>
                 <w:rStyle w:val="VerbatimChar"/>
-                <w:sz w:val="17"/>
-                <w:szCs w:val="17"/>
               </w:rPr>
               <w:t xml:space="preserve">DE-LU</w:t>
             </w:r>
@@ -5326,8 +5197,6 @@
             <w:r>
               <w:rPr>
                 <w:rStyle w:val="VerbatimChar"/>
-                <w:sz w:val="17"/>
-                <w:szCs w:val="17"/>
               </w:rPr>
               <w:t xml:space="preserve">FI</w:t>
             </w:r>
@@ -5340,8 +5209,6 @@
             <w:r>
               <w:rPr>
                 <w:rStyle w:val="VerbatimChar"/>
-                <w:sz w:val="17"/>
-                <w:szCs w:val="17"/>
               </w:rPr>
               <w:t xml:space="preserve">SE3</w:t>
             </w:r>
@@ -5357,8 +5224,6 @@
             <w:r>
               <w:rPr>
                 <w:rStyle w:val="VerbatimChar"/>
-                <w:sz w:val="17"/>
-                <w:szCs w:val="17"/>
               </w:rPr>
               <w:t xml:space="preserve">DR-01</w:t>
             </w:r>
@@ -5371,8 +5236,6 @@
             <w:r>
               <w:rPr>
                 <w:rStyle w:val="VerbatimChar"/>
-                <w:sz w:val="17"/>
-                <w:szCs w:val="17"/>
               </w:rPr>
               <w:t xml:space="preserve">DR-04</w:t>
             </w:r>
@@ -5434,8 +5297,6 @@
             <w:r>
               <w:rPr>
                 <w:rStyle w:val="VerbatimChar"/>
-                <w:sz w:val="17"/>
-                <w:szCs w:val="17"/>
               </w:rPr>
               <w:t xml:space="preserve">NFR-MAINT-02</w:t>
             </w:r>
@@ -5448,8 +5309,6 @@
             <w:r>
               <w:rPr>
                 <w:rStyle w:val="VerbatimChar"/>
-                <w:sz w:val="17"/>
-                <w:szCs w:val="17"/>
               </w:rPr>
               <w:t xml:space="preserve">NFR-PERF-01</w:t>
             </w:r>
@@ -5615,8 +5474,6 @@
             <w:r>
               <w:rPr>
                 <w:rStyle w:val="VerbatimChar"/>
-                <w:sz w:val="17"/>
-                <w:szCs w:val="17"/>
               </w:rPr>
               <w:t xml:space="preserve">v0.5.0</w:t>
             </w:r>
@@ -5632,8 +5489,6 @@
             <w:r>
               <w:rPr>
                 <w:rStyle w:val="VerbatimChar"/>
-                <w:sz w:val="17"/>
-                <w:szCs w:val="17"/>
               </w:rPr>
               <w:t xml:space="preserve">master</w:t>
             </w:r>
@@ -5658,8 +5513,6 @@
             <w:r>
               <w:rPr>
                 <w:rStyle w:val="VerbatimChar"/>
-                <w:sz w:val="17"/>
-                <w:szCs w:val="17"/>
               </w:rPr>
               <w:t xml:space="preserve">CHANGELOG.md</w:t>
             </w:r>
@@ -5726,9 +5579,9 @@
         </w:pict>
       </w:r>
     </w:p>
-    <w:bookmarkEnd w:id="78"/>
-    <w:bookmarkEnd w:id="79"/>
-    <w:bookmarkStart w:id="85" w:name="Xca0b8c3e56aee218f3b5ea698c1e5a187db21b0"/>
+    <w:bookmarkEnd w:id="28"/>
+    <w:bookmarkEnd w:id="29"/>
+    <w:bookmarkStart w:id="35" w:name="Xca0b8c3e56aee218f3b5ea698c1e5a187db21b0"/>
     <w:p>
       <w:pPr>
         <w:pStyle w:val="Heading2"/>
@@ -5851,7 +5704,7 @@
         <w:t xml:space="preserve">Модульные тесты своего кода пишет автор пакета (DoD, семинар 2). Пакеты ветки 4 — это тестовая инфраструктура и приемка.</w:t>
       </w:r>
     </w:p>
-    <w:bookmarkStart w:id="83" w:name="X20d2030af8b20ed890af8382c071824a63d2819"/>
+    <w:bookmarkStart w:id="33" w:name="X20d2030af8b20ed890af8382c071824a63d2819"/>
     <w:p>
       <w:pPr>
         <w:pStyle w:val="Heading3"/>
@@ -5862,25 +5715,25 @@
     </w:p>
     <w:p>
       <w:pPr>
-        <w:pStyle w:val="CaptionedFigure"/>
+        <w:pStyle w:val="FirstParagraph"/>
       </w:pPr>
       <w:r>
         <w:drawing>
           <wp:inline>
-            <wp:extent cx="5334000" cy="5354410"/>
+            <wp:extent cx="5330952" cy="5351351"/>
             <wp:effectExtent b="0" l="0" r="0" t="0"/>
-            <wp:docPr descr="Рисунок 1. Иерархическая структура работ (WBS) Release 0.5" title="" id="81" name="Picture"/>
+            <wp:docPr descr="Рисунок 1. Иерархическая структура работ (WBS) Release 0.5" title="" id="31" name="Picture"/>
             <a:graphic>
               <a:graphicData uri="http://schemas.openxmlformats.org/drawingml/2006/picture">
                 <pic:pic>
                   <pic:nvPicPr>
-                    <pic:cNvPr descr="media/figure_1.png" id="82" name="Picture"/>
+                    <pic:cNvPr descr="media/figure_1.png" id="32" name="Picture"/>
                     <pic:cNvPicPr>
                       <a:picLocks noChangeArrowheads="1" noChangeAspect="1"/>
                     </pic:cNvPicPr>
                   </pic:nvPicPr>
                   <pic:blipFill>
-                    <a:blip r:embed="rId80"/>
+                    <a:blip r:embed="rId30"/>
                     <a:stretch>
                       <a:fillRect/>
                     </a:stretch>
@@ -5888,7 +5741,7 @@
                   <pic:spPr bwMode="auto">
                     <a:xfrm>
                       <a:off x="0" y="0"/>
-                      <a:ext cx="5334000" cy="5354410"/>
+                      <a:ext cx="5330952" cy="5351351"/>
                     </a:xfrm>
                     <a:prstGeom prst="rect">
                       <a:avLst/>
@@ -5907,16 +5760,8 @@
         </w:drawing>
       </w:r>
     </w:p>
-    <w:p>
-      <w:pPr>
-        <w:pStyle w:val="ImageCaption"/>
-      </w:pPr>
-      <w:r>
-        <w:t xml:space="preserve">Рисунок 1. Иерархическая структура работ (WBS) Release 0.5</w:t>
-      </w:r>
-    </w:p>
-    <w:bookmarkEnd w:id="83"/>
-    <w:bookmarkStart w:id="84" w:name="X4dc702a39252f07da4cb442e417f0ec144e250e"/>
+    <w:bookmarkEnd w:id="33"/>
+    <w:bookmarkStart w:id="34" w:name="X4dc702a39252f07da4cb442e417f0ec144e250e"/>
     <w:p>
       <w:pPr>
         <w:pStyle w:val="Heading3"/>
@@ -6016,18 +5861,17 @@
     <w:tbl>
       <w:tblPr>
         <w:tblStyle w:val="Table"/>
-        <w:tblW w:type="pct" w:w="5000"/>
-        <w:tblLayout w:type="fixed"/>
+        <w:tblW w:type="auto" w:w="0"/>
         <w:tblLook w:firstRow="1" w:lastRow="0" w:firstColumn="0" w:lastColumn="0" w:noHBand="0" w:noVBand="0" w:val="0020"/>
       </w:tblPr>
       <w:tblGrid>
-        <w:gridCol w:w="396"/>
-        <w:gridCol w:w="3643"/>
-        <w:gridCol w:w="1188"/>
-        <w:gridCol w:w="792"/>
-        <w:gridCol w:w="712"/>
-        <w:gridCol w:w="475"/>
-        <w:gridCol w:w="712"/>
+        <w:gridCol w:w="1131"/>
+        <w:gridCol w:w="1131"/>
+        <w:gridCol w:w="1131"/>
+        <w:gridCol w:w="1131"/>
+        <w:gridCol w:w="1131"/>
+        <w:gridCol w:w="1131"/>
+        <w:gridCol w:w="1131"/>
       </w:tblGrid>
       <w:tr>
         <w:trPr>
@@ -6327,8 +6171,6 @@
             <w:r>
               <w:rPr>
                 <w:rStyle w:val="VerbatimChar"/>
-                <w:sz w:val="17"/>
-                <w:szCs w:val="17"/>
               </w:rPr>
               <w:t xml:space="preserve">docs/status/2026-Wxx.md</w:t>
             </w:r>
@@ -6436,8 +6278,6 @@
             <w:r>
               <w:rPr>
                 <w:rStyle w:val="VerbatimChar"/>
-                <w:sz w:val="17"/>
-                <w:szCs w:val="17"/>
               </w:rPr>
               <w:t xml:space="preserve">ASR-01…04</w:t>
             </w:r>
@@ -6521,8 +6361,6 @@
             <w:r>
               <w:rPr>
                 <w:rStyle w:val="VerbatimChar"/>
-                <w:sz w:val="17"/>
-                <w:szCs w:val="17"/>
               </w:rPr>
               <w:t xml:space="preserve">CHANGELOG.md</w:t>
             </w:r>
@@ -6535,8 +6373,6 @@
             <w:r>
               <w:rPr>
                 <w:rStyle w:val="VerbatimChar"/>
-                <w:sz w:val="17"/>
-                <w:szCs w:val="17"/>
               </w:rPr>
               <w:t xml:space="preserve">v0.5.0</w:t>
             </w:r>
@@ -6689,8 +6525,6 @@
             <w:r>
               <w:rPr>
                 <w:rStyle w:val="VerbatimChar"/>
-                <w:sz w:val="17"/>
-                <w:szCs w:val="17"/>
               </w:rPr>
               <w:t xml:space="preserve">EGF-12</w:t>
             </w:r>
@@ -6703,8 +6537,6 @@
             <w:r>
               <w:rPr>
                 <w:rStyle w:val="VerbatimChar"/>
-                <w:sz w:val="17"/>
-                <w:szCs w:val="17"/>
               </w:rPr>
               <w:t xml:space="preserve">EGF-13</w:t>
             </w:r>
@@ -6746,8 +6578,6 @@
             <w:r>
               <w:rPr>
                 <w:rStyle w:val="VerbatimChar"/>
-                <w:sz w:val="17"/>
-                <w:szCs w:val="17"/>
               </w:rPr>
               <w:t xml:space="preserve">DR-01…07</w:t>
             </w:r>
@@ -6760,8 +6590,6 @@
             <w:r>
               <w:rPr>
                 <w:rStyle w:val="VerbatimChar"/>
-                <w:sz w:val="17"/>
-                <w:szCs w:val="17"/>
               </w:rPr>
               <w:t xml:space="preserve">ASR-03</w:t>
             </w:r>
@@ -6813,8 +6641,6 @@
             <w:r>
               <w:rPr>
                 <w:rStyle w:val="VerbatimChar"/>
-                <w:sz w:val="17"/>
-                <w:szCs w:val="17"/>
               </w:rPr>
               <w:t xml:space="preserve">EGF-15</w:t>
             </w:r>
@@ -6850,8 +6676,6 @@
             <w:r>
               <w:rPr>
                 <w:rStyle w:val="VerbatimChar"/>
-                <w:sz w:val="17"/>
-                <w:szCs w:val="17"/>
               </w:rPr>
               <w:t xml:space="preserve">DE-LU</w:t>
             </w:r>
@@ -6864,8 +6688,6 @@
             <w:r>
               <w:rPr>
                 <w:rStyle w:val="VerbatimChar"/>
-                <w:sz w:val="17"/>
-                <w:szCs w:val="17"/>
               </w:rPr>
               <w:t xml:space="preserve">FI</w:t>
             </w:r>
@@ -6878,8 +6700,6 @@
             <w:r>
               <w:rPr>
                 <w:rStyle w:val="VerbatimChar"/>
-                <w:sz w:val="17"/>
-                <w:szCs w:val="17"/>
               </w:rPr>
               <w:t xml:space="preserve">SE3</w:t>
             </w:r>
@@ -6898,8 +6718,6 @@
             <w:r>
               <w:rPr>
                 <w:rStyle w:val="VerbatimChar"/>
-                <w:sz w:val="17"/>
-                <w:szCs w:val="17"/>
               </w:rPr>
               <w:t xml:space="preserve">FR-ETL-01</w:t>
             </w:r>
@@ -6912,8 +6730,6 @@
             <w:r>
               <w:rPr>
                 <w:rStyle w:val="VerbatimChar"/>
-                <w:sz w:val="17"/>
-                <w:szCs w:val="17"/>
               </w:rPr>
               <w:t xml:space="preserve">FR-ETL-05</w:t>
             </w:r>
@@ -6965,8 +6781,6 @@
             <w:r>
               <w:rPr>
                 <w:rStyle w:val="VerbatimChar"/>
-                <w:sz w:val="17"/>
-                <w:szCs w:val="17"/>
               </w:rPr>
               <w:t xml:space="preserve">EGF-14</w:t>
             </w:r>
@@ -7008,8 +6822,6 @@
             <w:r>
               <w:rPr>
                 <w:rStyle w:val="VerbatimChar"/>
-                <w:sz w:val="17"/>
-                <w:szCs w:val="17"/>
               </w:rPr>
               <w:t xml:space="preserve">FR-ETL-02</w:t>
             </w:r>
@@ -7022,8 +6834,6 @@
             <w:r>
               <w:rPr>
                 <w:rStyle w:val="VerbatimChar"/>
-                <w:sz w:val="17"/>
-                <w:szCs w:val="17"/>
               </w:rPr>
               <w:t xml:space="preserve">DR-03</w:t>
             </w:r>
@@ -7075,8 +6885,6 @@
             <w:r>
               <w:rPr>
                 <w:rStyle w:val="VerbatimChar"/>
-                <w:sz w:val="17"/>
-                <w:szCs w:val="17"/>
               </w:rPr>
               <w:t xml:space="preserve">EGF-14</w:t>
             </w:r>
@@ -7118,8 +6926,6 @@
             <w:r>
               <w:rPr>
                 <w:rStyle w:val="VerbatimChar"/>
-                <w:sz w:val="17"/>
-                <w:szCs w:val="17"/>
               </w:rPr>
               <w:t xml:space="preserve">FR-ETL-04</w:t>
             </w:r>
@@ -7171,8 +6977,6 @@
             <w:r>
               <w:rPr>
                 <w:rStyle w:val="VerbatimChar"/>
-                <w:sz w:val="17"/>
-                <w:szCs w:val="17"/>
               </w:rPr>
               <w:t xml:space="preserve">EGF-14</w:t>
             </w:r>
@@ -7214,8 +7018,6 @@
             <w:r>
               <w:rPr>
                 <w:rStyle w:val="VerbatimChar"/>
-                <w:sz w:val="17"/>
-                <w:szCs w:val="17"/>
               </w:rPr>
               <w:t xml:space="preserve">DR-05</w:t>
             </w:r>
@@ -7267,8 +7069,6 @@
             <w:r>
               <w:rPr>
                 <w:rStyle w:val="VerbatimChar"/>
-                <w:sz w:val="17"/>
-                <w:szCs w:val="17"/>
               </w:rPr>
               <w:t xml:space="preserve">EGF-15</w:t>
             </w:r>
@@ -7304,8 +7104,6 @@
             <w:r>
               <w:rPr>
                 <w:rStyle w:val="VerbatimChar"/>
-                <w:sz w:val="17"/>
-                <w:szCs w:val="17"/>
               </w:rPr>
               <w:t xml:space="preserve">DE-LU</w:t>
             </w:r>
@@ -7318,8 +7116,6 @@
             <w:r>
               <w:rPr>
                 <w:rStyle w:val="VerbatimChar"/>
-                <w:sz w:val="17"/>
-                <w:szCs w:val="17"/>
               </w:rPr>
               <w:t xml:space="preserve">FI</w:t>
             </w:r>
@@ -7332,8 +7128,6 @@
             <w:r>
               <w:rPr>
                 <w:rStyle w:val="VerbatimChar"/>
-                <w:sz w:val="17"/>
-                <w:szCs w:val="17"/>
               </w:rPr>
               <w:t xml:space="preserve">SE3</w:t>
             </w:r>
@@ -7352,8 +7146,6 @@
             <w:r>
               <w:rPr>
                 <w:rStyle w:val="VerbatimChar"/>
-                <w:sz w:val="17"/>
-                <w:szCs w:val="17"/>
               </w:rPr>
               <w:t xml:space="preserve">FR-ETL-03</w:t>
             </w:r>
@@ -7366,8 +7158,6 @@
             <w:r>
               <w:rPr>
                 <w:rStyle w:val="VerbatimChar"/>
-                <w:sz w:val="17"/>
-                <w:szCs w:val="17"/>
               </w:rPr>
               <w:t xml:space="preserve">DR-01</w:t>
             </w:r>
@@ -7419,8 +7209,6 @@
             <w:r>
               <w:rPr>
                 <w:rStyle w:val="VerbatimChar"/>
-                <w:sz w:val="17"/>
-                <w:szCs w:val="17"/>
               </w:rPr>
               <w:t xml:space="preserve">EGF-14</w:t>
             </w:r>
@@ -7456,8 +7244,6 @@
             <w:r>
               <w:rPr>
                 <w:rStyle w:val="VerbatimChar"/>
-                <w:sz w:val="17"/>
-                <w:szCs w:val="17"/>
               </w:rPr>
               <w:t xml:space="preserve">open_meteo_historical_weather</w:t>
             </w:r>
@@ -7476,8 +7262,6 @@
             <w:r>
               <w:rPr>
                 <w:rStyle w:val="VerbatimChar"/>
-                <w:sz w:val="17"/>
-                <w:szCs w:val="17"/>
               </w:rPr>
               <w:t xml:space="preserve">FR-ETL-03</w:t>
             </w:r>
@@ -7490,8 +7274,6 @@
             <w:r>
               <w:rPr>
                 <w:rStyle w:val="VerbatimChar"/>
-                <w:sz w:val="17"/>
-                <w:szCs w:val="17"/>
               </w:rPr>
               <w:t xml:space="preserve">DR-04</w:t>
             </w:r>
@@ -7543,8 +7325,6 @@
             <w:r>
               <w:rPr>
                 <w:rStyle w:val="VerbatimChar"/>
-                <w:sz w:val="17"/>
-                <w:szCs w:val="17"/>
               </w:rPr>
               <w:t xml:space="preserve">EGF-14</w:t>
             </w:r>
@@ -7634,8 +7414,6 @@
             <w:r>
               <w:rPr>
                 <w:rStyle w:val="VerbatimChar"/>
-                <w:sz w:val="17"/>
-                <w:szCs w:val="17"/>
               </w:rPr>
               <w:t xml:space="preserve">EGF-11</w:t>
             </w:r>
@@ -7725,8 +7503,6 @@
             <w:r>
               <w:rPr>
                 <w:rStyle w:val="VerbatimChar"/>
-                <w:sz w:val="17"/>
-                <w:szCs w:val="17"/>
               </w:rPr>
               <w:t xml:space="preserve">EGF-9</w:t>
             </w:r>
@@ -7739,8 +7515,6 @@
             <w:r>
               <w:rPr>
                 <w:rStyle w:val="VerbatimChar"/>
-                <w:sz w:val="17"/>
-                <w:szCs w:val="17"/>
               </w:rPr>
               <w:t xml:space="preserve">EGF-10</w:t>
             </w:r>
@@ -7753,8 +7527,6 @@
             <w:r>
               <w:rPr>
                 <w:rStyle w:val="VerbatimChar"/>
-                <w:sz w:val="17"/>
-                <w:szCs w:val="17"/>
               </w:rPr>
               <w:t xml:space="preserve">EGF-11</w:t>
             </w:r>
@@ -7796,8 +7568,6 @@
             <w:r>
               <w:rPr>
                 <w:rStyle w:val="VerbatimChar"/>
-                <w:sz w:val="17"/>
-                <w:szCs w:val="17"/>
               </w:rPr>
               <w:t xml:space="preserve">FR-ENG-01</w:t>
             </w:r>
@@ -7849,8 +7619,6 @@
             <w:r>
               <w:rPr>
                 <w:rStyle w:val="VerbatimChar"/>
-                <w:sz w:val="17"/>
-                <w:szCs w:val="17"/>
               </w:rPr>
               <w:t xml:space="preserve">EGF-11</w:t>
             </w:r>
@@ -7892,8 +7660,6 @@
             <w:r>
               <w:rPr>
                 <w:rStyle w:val="VerbatimChar"/>
-                <w:sz w:val="17"/>
-                <w:szCs w:val="17"/>
               </w:rPr>
               <w:t xml:space="preserve">FR-ENG-02</w:t>
             </w:r>
@@ -7906,8 +7672,6 @@
             <w:r>
               <w:rPr>
                 <w:rStyle w:val="VerbatimChar"/>
-                <w:sz w:val="17"/>
-                <w:szCs w:val="17"/>
               </w:rPr>
               <w:t xml:space="preserve">FR-ENG-03</w:t>
             </w:r>
@@ -7920,8 +7684,6 @@
             <w:r>
               <w:rPr>
                 <w:rStyle w:val="VerbatimChar"/>
-                <w:sz w:val="17"/>
-                <w:szCs w:val="17"/>
               </w:rPr>
               <w:t xml:space="preserve">ASR-04</w:t>
             </w:r>
@@ -7973,8 +7735,6 @@
             <w:r>
               <w:rPr>
                 <w:rStyle w:val="VerbatimChar"/>
-                <w:sz w:val="17"/>
-                <w:szCs w:val="17"/>
               </w:rPr>
               <w:t xml:space="preserve">EGF-11</w:t>
             </w:r>
@@ -8016,8 +7776,6 @@
             <w:r>
               <w:rPr>
                 <w:rStyle w:val="VerbatimChar"/>
-                <w:sz w:val="17"/>
-                <w:szCs w:val="17"/>
               </w:rPr>
               <w:t xml:space="preserve">FR-ENG-05</w:t>
             </w:r>
@@ -8030,8 +7788,6 @@
             <w:r>
               <w:rPr>
                 <w:rStyle w:val="VerbatimChar"/>
-                <w:sz w:val="17"/>
-                <w:szCs w:val="17"/>
               </w:rPr>
               <w:t xml:space="preserve">NFR-REL-03</w:t>
             </w:r>
@@ -8083,8 +7839,6 @@
             <w:r>
               <w:rPr>
                 <w:rStyle w:val="VerbatimChar"/>
-                <w:sz w:val="17"/>
-                <w:szCs w:val="17"/>
               </w:rPr>
               <w:t xml:space="preserve">EGF-11</w:t>
             </w:r>
@@ -8120,8 +7874,6 @@
             <w:r>
               <w:rPr>
                 <w:rStyle w:val="VerbatimChar"/>
-                <w:sz w:val="17"/>
-                <w:szCs w:val="17"/>
               </w:rPr>
               <w:t xml:space="preserve">/health</w:t>
             </w:r>
@@ -8134,8 +7886,6 @@
             <w:r>
               <w:rPr>
                 <w:rStyle w:val="VerbatimChar"/>
-                <w:sz w:val="17"/>
-                <w:szCs w:val="17"/>
               </w:rPr>
               <w:t xml:space="preserve">jobs</w:t>
             </w:r>
@@ -8151,8 +7901,6 @@
             <w:r>
               <w:rPr>
                 <w:rStyle w:val="VerbatimChar"/>
-                <w:sz w:val="17"/>
-                <w:szCs w:val="17"/>
               </w:rPr>
               <w:t xml:space="preserve">recommendations</w:t>
             </w:r>
@@ -8168,8 +7916,6 @@
             <w:r>
               <w:rPr>
                 <w:rStyle w:val="VerbatimChar"/>
-                <w:sz w:val="17"/>
-                <w:szCs w:val="17"/>
               </w:rPr>
               <w:t xml:space="preserve">FR-API-01…03</w:t>
             </w:r>
@@ -8182,8 +7928,6 @@
             <w:r>
               <w:rPr>
                 <w:rStyle w:val="VerbatimChar"/>
-                <w:sz w:val="17"/>
-                <w:szCs w:val="17"/>
               </w:rPr>
               <w:t xml:space="preserve">NFR-SEC-03</w:t>
             </w:r>
@@ -8196,8 +7940,6 @@
             <w:r>
               <w:rPr>
                 <w:rStyle w:val="VerbatimChar"/>
-                <w:sz w:val="17"/>
-                <w:szCs w:val="17"/>
               </w:rPr>
               <w:t xml:space="preserve">DR-06</w:t>
             </w:r>
@@ -8210,8 +7952,6 @@
             <w:r>
               <w:rPr>
                 <w:rStyle w:val="VerbatimChar"/>
-                <w:sz w:val="17"/>
-                <w:szCs w:val="17"/>
               </w:rPr>
               <w:t xml:space="preserve">DR-07</w:t>
             </w:r>
@@ -8263,8 +8003,6 @@
             <w:r>
               <w:rPr>
                 <w:rStyle w:val="VerbatimChar"/>
-                <w:sz w:val="17"/>
-                <w:szCs w:val="17"/>
               </w:rPr>
               <w:t xml:space="preserve">EGF-10</w:t>
             </w:r>
@@ -8306,8 +8044,6 @@
             <w:r>
               <w:rPr>
                 <w:rStyle w:val="VerbatimChar"/>
-                <w:sz w:val="17"/>
-                <w:szCs w:val="17"/>
               </w:rPr>
               <w:t xml:space="preserve">FR-API-05</w:t>
             </w:r>
@@ -8359,8 +8095,6 @@
             <w:r>
               <w:rPr>
                 <w:rStyle w:val="VerbatimChar"/>
-                <w:sz w:val="17"/>
-                <w:szCs w:val="17"/>
               </w:rPr>
               <w:t xml:space="preserve">EGF-10</w:t>
             </w:r>
@@ -8396,8 +8130,6 @@
             <w:r>
               <w:rPr>
                 <w:rStyle w:val="VerbatimChar"/>
-                <w:sz w:val="17"/>
-                <w:szCs w:val="17"/>
               </w:rPr>
               <w:t xml:space="preserve">web/</w:t>
             </w:r>
@@ -8464,8 +8196,6 @@
             <w:r>
               <w:rPr>
                 <w:rStyle w:val="VerbatimChar"/>
-                <w:sz w:val="17"/>
-                <w:szCs w:val="17"/>
               </w:rPr>
               <w:t xml:space="preserve">EGF-17</w:t>
             </w:r>
@@ -8507,8 +8237,6 @@
             <w:r>
               <w:rPr>
                 <w:rStyle w:val="VerbatimChar"/>
-                <w:sz w:val="17"/>
-                <w:szCs w:val="17"/>
               </w:rPr>
               <w:t xml:space="preserve">FR-UI-02</w:t>
             </w:r>
@@ -8560,8 +8288,6 @@
             <w:r>
               <w:rPr>
                 <w:rStyle w:val="VerbatimChar"/>
-                <w:sz w:val="17"/>
-                <w:szCs w:val="17"/>
               </w:rPr>
               <w:t xml:space="preserve">EGF-17</w:t>
             </w:r>
@@ -8613,8 +8339,6 @@
             <w:r>
               <w:rPr>
                 <w:rStyle w:val="VerbatimChar"/>
-                <w:sz w:val="17"/>
-                <w:szCs w:val="17"/>
               </w:rPr>
               <w:t xml:space="preserve">FR-UI-01</w:t>
             </w:r>
@@ -8666,8 +8390,6 @@
             <w:r>
               <w:rPr>
                 <w:rStyle w:val="VerbatimChar"/>
-                <w:sz w:val="17"/>
-                <w:szCs w:val="17"/>
               </w:rPr>
               <w:t xml:space="preserve">EGF-9</w:t>
             </w:r>
@@ -8967,8 +8689,6 @@
             <w:r>
               <w:rPr>
                 <w:rStyle w:val="VerbatimChar"/>
-                <w:sz w:val="17"/>
-                <w:szCs w:val="17"/>
               </w:rPr>
               <w:t xml:space="preserve">NFR-MAINT-02</w:t>
             </w:r>
@@ -9058,8 +8778,6 @@
             <w:r>
               <w:rPr>
                 <w:rStyle w:val="VerbatimChar"/>
-                <w:sz w:val="17"/>
-                <w:szCs w:val="17"/>
               </w:rPr>
               <w:t xml:space="preserve">FR-API-*</w:t>
             </w:r>
@@ -9072,8 +8790,6 @@
             <w:r>
               <w:rPr>
                 <w:rStyle w:val="VerbatimChar"/>
-                <w:sz w:val="17"/>
-                <w:szCs w:val="17"/>
               </w:rPr>
               <w:t xml:space="preserve">DR-06</w:t>
             </w:r>
@@ -9086,8 +8802,6 @@
             <w:r>
               <w:rPr>
                 <w:rStyle w:val="VerbatimChar"/>
-                <w:sz w:val="17"/>
-                <w:szCs w:val="17"/>
               </w:rPr>
               <w:t xml:space="preserve">DR-07</w:t>
             </w:r>
@@ -9177,8 +8891,6 @@
             <w:r>
               <w:rPr>
                 <w:rStyle w:val="VerbatimChar"/>
-                <w:sz w:val="17"/>
-                <w:szCs w:val="17"/>
               </w:rPr>
               <w:t xml:space="preserve">NFR-PERF-01</w:t>
             </w:r>
@@ -9191,8 +8903,6 @@
             <w:r>
               <w:rPr>
                 <w:rStyle w:val="VerbatimChar"/>
-                <w:sz w:val="17"/>
-                <w:szCs w:val="17"/>
               </w:rPr>
               <w:t xml:space="preserve">NFR-PERF-04</w:t>
             </w:r>
@@ -9273,8 +8983,6 @@
             <w:r>
               <w:rPr>
                 <w:rStyle w:val="VerbatimChar"/>
-                <w:sz w:val="17"/>
-                <w:szCs w:val="17"/>
               </w:rPr>
               <w:t xml:space="preserve">pytest-bdd</w:t>
             </w:r>
@@ -9379,8 +9087,6 @@
             <w:r>
               <w:rPr>
                 <w:rStyle w:val="VerbatimChar"/>
-                <w:sz w:val="17"/>
-                <w:szCs w:val="17"/>
               </w:rPr>
               <w:t xml:space="preserve">FR-UI-02</w:t>
             </w:r>
@@ -9518,8 +9224,6 @@
             <w:r>
               <w:rPr>
                 <w:rStyle w:val="VerbatimChar"/>
-                <w:sz w:val="17"/>
-                <w:szCs w:val="17"/>
               </w:rPr>
               <w:t xml:space="preserve">EGF-12</w:t>
             </w:r>
@@ -9555,8 +9259,6 @@
             <w:r>
               <w:rPr>
                 <w:rStyle w:val="VerbatimChar"/>
-                <w:sz w:val="17"/>
-                <w:szCs w:val="17"/>
               </w:rPr>
               <w:t xml:space="preserve">pytest</w:t>
             </w:r>
@@ -9575,8 +9277,6 @@
             <w:r>
               <w:rPr>
                 <w:rStyle w:val="VerbatimChar"/>
-                <w:sz w:val="17"/>
-                <w:szCs w:val="17"/>
               </w:rPr>
               <w:t xml:space="preserve">NFR-MAINT-02</w:t>
             </w:r>
@@ -9628,8 +9328,6 @@
             <w:r>
               <w:rPr>
                 <w:rStyle w:val="VerbatimChar"/>
-                <w:sz w:val="17"/>
-                <w:szCs w:val="17"/>
               </w:rPr>
               <w:t xml:space="preserve">EGF-16</w:t>
             </w:r>
@@ -9671,8 +9369,6 @@
             <w:r>
               <w:rPr>
                 <w:rStyle w:val="VerbatimChar"/>
-                <w:sz w:val="17"/>
-                <w:szCs w:val="17"/>
               </w:rPr>
               <w:t xml:space="preserve">NFR-MAINT-01</w:t>
             </w:r>
@@ -9685,8 +9381,6 @@
             <w:r>
               <w:rPr>
                 <w:rStyle w:val="VerbatimChar"/>
-                <w:sz w:val="17"/>
-                <w:szCs w:val="17"/>
               </w:rPr>
               <w:t xml:space="preserve">NFR-REL-02</w:t>
             </w:r>
@@ -9738,8 +9432,6 @@
             <w:r>
               <w:rPr>
                 <w:rStyle w:val="VerbatimChar"/>
-                <w:sz w:val="17"/>
-                <w:szCs w:val="17"/>
               </w:rPr>
               <w:t xml:space="preserve">EGF-16</w:t>
             </w:r>
@@ -9781,8 +9473,6 @@
             <w:r>
               <w:rPr>
                 <w:rStyle w:val="VerbatimChar"/>
-                <w:sz w:val="17"/>
-                <w:szCs w:val="17"/>
               </w:rPr>
               <w:t xml:space="preserve">FR-ETL-01</w:t>
             </w:r>
@@ -9795,8 +9485,6 @@
             <w:r>
               <w:rPr>
                 <w:rStyle w:val="VerbatimChar"/>
-                <w:sz w:val="17"/>
-                <w:szCs w:val="17"/>
               </w:rPr>
               <w:t xml:space="preserve">FR-ETL-02</w:t>
             </w:r>
@@ -9809,8 +9497,6 @@
             <w:r>
               <w:rPr>
                 <w:rStyle w:val="VerbatimChar"/>
-                <w:sz w:val="17"/>
-                <w:szCs w:val="17"/>
               </w:rPr>
               <w:t xml:space="preserve">NFR-PERF-02</w:t>
             </w:r>
@@ -9862,8 +9548,6 @@
             <w:r>
               <w:rPr>
                 <w:rStyle w:val="VerbatimChar"/>
-                <w:sz w:val="17"/>
-                <w:szCs w:val="17"/>
               </w:rPr>
               <w:t xml:space="preserve">EGF-13</w:t>
             </w:r>
@@ -9905,8 +9589,6 @@
             <w:r>
               <w:rPr>
                 <w:rStyle w:val="VerbatimChar"/>
-                <w:sz w:val="17"/>
-                <w:szCs w:val="17"/>
               </w:rPr>
               <w:t xml:space="preserve">NFR-MAINT-03</w:t>
             </w:r>
@@ -9958,8 +9640,6 @@
             <w:r>
               <w:rPr>
                 <w:rStyle w:val="VerbatimChar"/>
-                <w:sz w:val="17"/>
-                <w:szCs w:val="17"/>
               </w:rPr>
               <w:t xml:space="preserve">EGF-10</w:t>
             </w:r>
@@ -10001,8 +9681,6 @@
             <w:r>
               <w:rPr>
                 <w:rStyle w:val="VerbatimChar"/>
-                <w:sz w:val="17"/>
-                <w:szCs w:val="17"/>
               </w:rPr>
               <w:t xml:space="preserve">NFR-MAINT-01</w:t>
             </w:r>
@@ -10054,8 +9732,6 @@
             <w:r>
               <w:rPr>
                 <w:rStyle w:val="VerbatimChar"/>
-                <w:sz w:val="17"/>
-                <w:szCs w:val="17"/>
               </w:rPr>
               <w:t xml:space="preserve">EGF-9</w:t>
             </w:r>
@@ -10091,8 +9767,6 @@
             <w:r>
               <w:rPr>
                 <w:rStyle w:val="VerbatimChar"/>
-                <w:sz w:val="17"/>
-                <w:szCs w:val="17"/>
               </w:rPr>
               <w:t xml:space="preserve">.env</w:t>
             </w:r>
@@ -10108,8 +9782,6 @@
             <w:r>
               <w:rPr>
                 <w:rStyle w:val="VerbatimChar"/>
-                <w:sz w:val="17"/>
-                <w:szCs w:val="17"/>
               </w:rPr>
               <w:t xml:space="preserve">NFR-SEC-01</w:t>
             </w:r>
@@ -10122,8 +9794,6 @@
             <w:r>
               <w:rPr>
                 <w:rStyle w:val="VerbatimChar"/>
-                <w:sz w:val="17"/>
-                <w:szCs w:val="17"/>
               </w:rPr>
               <w:t xml:space="preserve">NFR-SEC-02</w:t>
             </w:r>
@@ -10136,8 +9806,6 @@
             <w:r>
               <w:rPr>
                 <w:rStyle w:val="VerbatimChar"/>
-                <w:sz w:val="17"/>
-                <w:szCs w:val="17"/>
               </w:rPr>
               <w:t xml:space="preserve">ASR-01</w:t>
             </w:r>
@@ -10189,8 +9857,6 @@
             <w:r>
               <w:rPr>
                 <w:rStyle w:val="VerbatimChar"/>
-                <w:sz w:val="17"/>
-                <w:szCs w:val="17"/>
               </w:rPr>
               <w:t xml:space="preserve">EGF-12</w:t>
             </w:r>
@@ -10280,8 +9946,6 @@
             <w:r>
               <w:rPr>
                 <w:rStyle w:val="VerbatimChar"/>
-                <w:sz w:val="17"/>
-                <w:szCs w:val="17"/>
               </w:rPr>
               <w:t xml:space="preserve">EGF-12</w:t>
             </w:r>
@@ -10489,9 +10153,9 @@
         </w:pict>
       </w:r>
     </w:p>
-    <w:bookmarkEnd w:id="84"/>
-    <w:bookmarkEnd w:id="85"/>
-    <w:bookmarkStart w:id="92" w:name="X49380e7a3d4637f90305fa730dcf53c4610f596"/>
+    <w:bookmarkEnd w:id="34"/>
+    <w:bookmarkEnd w:id="35"/>
+    <w:bookmarkStart w:id="42" w:name="X49380e7a3d4637f90305fa730dcf53c4610f596"/>
     <w:p>
       <w:pPr>
         <w:pStyle w:val="Heading2"/>
@@ -10521,7 +10185,7 @@
         <w:t xml:space="preserve">, а не дата. КТ пройдена, если выполнены все ее критерии выхода. Решение Go/No-Go фиксируется в статус-отчете недели.</w:t>
       </w:r>
     </w:p>
-    <w:bookmarkStart w:id="89" w:name="Xf151b63ea125fda5080f24aee0e1311c9cf4dc4"/>
+    <w:bookmarkStart w:id="39" w:name="Xf151b63ea125fda5080f24aee0e1311c9cf4dc4"/>
     <w:p>
       <w:pPr>
         <w:pStyle w:val="Heading3"/>
@@ -10532,25 +10196,25 @@
     </w:p>
     <w:p>
       <w:pPr>
-        <w:pStyle w:val="CaptionedFigure"/>
+        <w:pStyle w:val="FirstParagraph"/>
       </w:pPr>
       <w:r>
         <w:drawing>
           <wp:inline>
-            <wp:extent cx="5334000" cy="4136571"/>
+            <wp:extent cx="5330952" cy="4134207"/>
             <wp:effectExtent b="0" l="0" r="0" t="0"/>
-            <wp:docPr descr="Рисунок 2. Диаграмма Ганта: дорожная карта до Release 0.5" title="" id="87" name="Picture"/>
+            <wp:docPr descr="Рисунок 2. Диаграмма Ганта: дорожная карта до Release 0.5" title="" id="37" name="Picture"/>
             <a:graphic>
               <a:graphicData uri="http://schemas.openxmlformats.org/drawingml/2006/picture">
                 <pic:pic>
                   <pic:nvPicPr>
-                    <pic:cNvPr descr="media/figure_2.png" id="88" name="Picture"/>
+                    <pic:cNvPr descr="media/figure_2.png" id="38" name="Picture"/>
                     <pic:cNvPicPr>
                       <a:picLocks noChangeArrowheads="1" noChangeAspect="1"/>
                     </pic:cNvPicPr>
                   </pic:nvPicPr>
                   <pic:blipFill>
-                    <a:blip r:embed="rId86"/>
+                    <a:blip r:embed="rId36"/>
                     <a:stretch>
                       <a:fillRect/>
                     </a:stretch>
@@ -10558,7 +10222,7 @@
                   <pic:spPr bwMode="auto">
                     <a:xfrm>
                       <a:off x="0" y="0"/>
-                      <a:ext cx="5334000" cy="4136571"/>
+                      <a:ext cx="5330952" cy="4134207"/>
                     </a:xfrm>
                     <a:prstGeom prst="rect">
                       <a:avLst/>
@@ -10577,16 +10241,8 @@
         </w:drawing>
       </w:r>
     </w:p>
-    <w:p>
-      <w:pPr>
-        <w:pStyle w:val="ImageCaption"/>
-      </w:pPr>
-      <w:r>
-        <w:t xml:space="preserve">Рисунок 2. Диаграмма Ганта: дорожная карта до Release 0.5</w:t>
-      </w:r>
-    </w:p>
-    <w:bookmarkEnd w:id="89"/>
-    <w:bookmarkStart w:id="90" w:name="Xe17836985f8d9aaffbc928ad6a78a137ea608a4"/>
+    <w:bookmarkEnd w:id="39"/>
+    <w:bookmarkStart w:id="40" w:name="Xe17836985f8d9aaffbc928ad6a78a137ea608a4"/>
     <w:p>
       <w:pPr>
         <w:pStyle w:val="Heading3"/>
@@ -10598,17 +10254,16 @@
     <w:tbl>
       <w:tblPr>
         <w:tblStyle w:val="Table"/>
-        <w:tblW w:type="pct" w:w="5000"/>
-        <w:tblLayout w:type="fixed"/>
+        <w:tblW w:type="auto" w:w="0"/>
         <w:tblLook w:firstRow="1" w:lastRow="0" w:firstColumn="0" w:lastColumn="0" w:noHBand="0" w:noVBand="0" w:val="0020"/>
       </w:tblPr>
       <w:tblGrid>
-        <w:gridCol w:w="475"/>
-        <w:gridCol w:w="950"/>
-        <w:gridCol w:w="1001"/>
-        <w:gridCol w:w="977"/>
-        <w:gridCol w:w="3326"/>
-        <w:gridCol w:w="1188"/>
+        <w:gridCol w:w="1320"/>
+        <w:gridCol w:w="1320"/>
+        <w:gridCol w:w="1320"/>
+        <w:gridCol w:w="1320"/>
+        <w:gridCol w:w="1320"/>
+        <w:gridCol w:w="1320"/>
       </w:tblGrid>
       <w:tr>
         <w:trPr>
@@ -10760,8 +10415,6 @@
             <w:r>
               <w:rPr>
                 <w:rStyle w:val="VerbatimChar"/>
-                <w:sz w:val="17"/>
-                <w:szCs w:val="17"/>
               </w:rPr>
               <w:t xml:space="preserve">develop</w:t>
             </w:r>
@@ -10856,8 +10509,6 @@
             <w:r>
               <w:rPr>
                 <w:rStyle w:val="VerbatimChar"/>
-                <w:sz w:val="17"/>
-                <w:szCs w:val="17"/>
               </w:rPr>
               <w:t xml:space="preserve">develop</w:t>
             </w:r>
@@ -10952,8 +10603,6 @@
             <w:r>
               <w:rPr>
                 <w:rStyle w:val="VerbatimChar"/>
-                <w:sz w:val="17"/>
-                <w:szCs w:val="17"/>
               </w:rPr>
               <w:t xml:space="preserve">FI-HELSINKI-01</w:t>
             </w:r>
@@ -11045,8 +10694,6 @@
             <w:r>
               <w:rPr>
                 <w:rStyle w:val="VerbatimChar"/>
-                <w:sz w:val="17"/>
-                <w:szCs w:val="17"/>
               </w:rPr>
               <w:t xml:space="preserve">docker compose up -d</w:t>
             </w:r>
@@ -11062,8 +10709,6 @@
             <w:r>
               <w:rPr>
                 <w:rStyle w:val="VerbatimChar"/>
-                <w:sz w:val="17"/>
-                <w:szCs w:val="17"/>
               </w:rPr>
               <w:t xml:space="preserve">POST /api/v1/recommendations</w:t>
             </w:r>
@@ -11079,8 +10724,6 @@
             <w:r>
               <w:rPr>
                 <w:rStyle w:val="VerbatimChar"/>
-                <w:sz w:val="17"/>
-                <w:szCs w:val="17"/>
               </w:rPr>
               <w:t xml:space="preserve">FR-API-03</w:t>
             </w:r>
@@ -11252,8 +10895,6 @@
                 <w:rStyle w:val="VerbatimChar"/>
                 <w:b/>
                 <w:bCs/>
-                <w:sz w:val="17"/>
-                <w:szCs w:val="17"/>
               </w:rPr>
               <w:t xml:space="preserve">v0.5.0-rc1</w:t>
             </w:r>
@@ -11369,8 +11010,6 @@
             <w:r>
               <w:rPr>
                 <w:rStyle w:val="VerbatimChar"/>
-                <w:sz w:val="17"/>
-                <w:szCs w:val="17"/>
               </w:rPr>
               <w:t xml:space="preserve">v0.5.0</w:t>
             </w:r>
@@ -11386,8 +11025,6 @@
             <w:r>
               <w:rPr>
                 <w:rStyle w:val="VerbatimChar"/>
-                <w:sz w:val="17"/>
-                <w:szCs w:val="17"/>
               </w:rPr>
               <w:t xml:space="preserve">master</w:t>
             </w:r>
@@ -11418,8 +11055,8 @@
         <w:t xml:space="preserve">* 3.8 — stretch-цель. Если она не готова к M4, пакет переносится в R1.0 и это не блокирует Go.</w:t>
       </w:r>
     </w:p>
-    <w:bookmarkEnd w:id="90"/>
-    <w:bookmarkStart w:id="91" w:name="X6adc80b5a6d79baa5eff7a092c0bcc7ad235da8"/>
+    <w:bookmarkEnd w:id="40"/>
+    <w:bookmarkStart w:id="41" w:name="X6adc80b5a6d79baa5eff7a092c0bcc7ad235da8"/>
     <w:p>
       <w:pPr>
         <w:pStyle w:val="Heading3"/>
@@ -11475,9 +11112,9 @@
         </w:pict>
       </w:r>
     </w:p>
-    <w:bookmarkEnd w:id="91"/>
-    <w:bookmarkEnd w:id="92"/>
-    <w:bookmarkStart w:id="93" w:name="X4932692c3a4493cbfe0b02364008b84634c6fe2"/>
+    <w:bookmarkEnd w:id="41"/>
+    <w:bookmarkEnd w:id="42"/>
+    <w:bookmarkStart w:id="43" w:name="X4932692c3a4493cbfe0b02364008b84634c6fe2"/>
     <w:p>
       <w:pPr>
         <w:pStyle w:val="Heading2"/>
@@ -11555,18 +11192,17 @@
     <w:tbl>
       <w:tblPr>
         <w:tblStyle w:val="Table"/>
-        <w:tblW w:type="pct" w:w="5000"/>
-        <w:tblLayout w:type="fixed"/>
+        <w:tblW w:type="auto" w:w="0"/>
         <w:tblLook w:firstRow="1" w:lastRow="0" w:firstColumn="0" w:lastColumn="0" w:noHBand="0" w:noVBand="0" w:val="0020"/>
       </w:tblPr>
       <w:tblGrid>
-        <w:gridCol w:w="4752"/>
-        <w:gridCol w:w="396"/>
-        <w:gridCol w:w="396"/>
-        <w:gridCol w:w="396"/>
-        <w:gridCol w:w="396"/>
-        <w:gridCol w:w="396"/>
-        <w:gridCol w:w="1188"/>
+        <w:gridCol w:w="1131"/>
+        <w:gridCol w:w="1131"/>
+        <w:gridCol w:w="1131"/>
+        <w:gridCol w:w="1131"/>
+        <w:gridCol w:w="1131"/>
+        <w:gridCol w:w="1131"/>
+        <w:gridCol w:w="1131"/>
       </w:tblGrid>
       <w:tr>
         <w:trPr>
@@ -13393,8 +13029,8 @@
         </w:pict>
       </w:r>
     </w:p>
-    <w:bookmarkEnd w:id="93"/>
-    <w:bookmarkStart w:id="101" w:name="X6f8d4b4cf92e0665d27968c3551d32836728675"/>
+    <w:bookmarkEnd w:id="43"/>
+    <w:bookmarkStart w:id="52" w:name="X6f8d4b4cf92e0665d27968c3551d32836728675"/>
     <w:p>
       <w:pPr>
         <w:pStyle w:val="Heading2"/>
@@ -13403,7 +13039,7 @@
         <w:t xml:space="preserve">6. Ресурсы, зависимости и ключевые риски</w:t>
       </w:r>
     </w:p>
-    <w:bookmarkStart w:id="94" w:name="Xc9bcae4d667df72e767178ab13800bdcc75b94c"/>
+    <w:bookmarkStart w:id="44" w:name="Xc9bcae4d667df72e767178ab13800bdcc75b94c"/>
     <w:p>
       <w:pPr>
         <w:pStyle w:val="Heading3"/>
@@ -13459,16 +13095,15 @@
     <w:tbl>
       <w:tblPr>
         <w:tblStyle w:val="Table"/>
-        <w:tblW w:type="pct" w:w="5000"/>
-        <w:tblLayout w:type="fixed"/>
+        <w:tblW w:type="auto" w:w="0"/>
         <w:tblLook w:firstRow="1" w:lastRow="0" w:firstColumn="0" w:lastColumn="0" w:noHBand="0" w:noVBand="0" w:val="0020"/>
       </w:tblPr>
       <w:tblGrid>
-        <w:gridCol w:w="2192"/>
-        <w:gridCol w:w="792"/>
-        <w:gridCol w:w="475"/>
-        <w:gridCol w:w="792"/>
-        <w:gridCol w:w="3668"/>
+        <w:gridCol w:w="1584"/>
+        <w:gridCol w:w="1584"/>
+        <w:gridCol w:w="1584"/>
+        <w:gridCol w:w="1584"/>
+        <w:gridCol w:w="1584"/>
       </w:tblGrid>
       <w:tr>
         <w:trPr>
@@ -13998,8 +13633,8 @@
         <w:t xml:space="preserve">Самая высокая загрузка — у GV и AZ. Их пакеты стоят в конце пути (тестирование, стек), поэтому WIP-лимит и раннее ревью особенно важны.</w:t>
       </w:r>
     </w:p>
-    <w:bookmarkEnd w:id="94"/>
-    <w:bookmarkStart w:id="95" w:name="Xcfe2625e946d7784083314f3a28f2b67b254308"/>
+    <w:bookmarkEnd w:id="44"/>
+    <w:bookmarkStart w:id="45" w:name="Xcfe2625e946d7784083314f3a28f2b67b254308"/>
     <w:p>
       <w:pPr>
         <w:pStyle w:val="Heading3"/>
@@ -14011,16 +13646,15 @@
     <w:tbl>
       <w:tblPr>
         <w:tblStyle w:val="Table"/>
-        <w:tblW w:type="pct" w:w="5000"/>
-        <w:tblLayout w:type="fixed"/>
+        <w:tblW w:type="auto" w:w="0"/>
         <w:tblLook w:firstRow="1" w:lastRow="0" w:firstColumn="0" w:lastColumn="0" w:noHBand="0" w:noVBand="0" w:val="0020"/>
       </w:tblPr>
       <w:tblGrid>
-        <w:gridCol w:w="1699"/>
-        <w:gridCol w:w="1845"/>
-        <w:gridCol w:w="2315"/>
-        <w:gridCol w:w="871"/>
-        <w:gridCol w:w="1188"/>
+        <w:gridCol w:w="1584"/>
+        <w:gridCol w:w="1584"/>
+        <w:gridCol w:w="1584"/>
+        <w:gridCol w:w="1584"/>
+        <w:gridCol w:w="1584"/>
       </w:tblGrid>
       <w:tr>
         <w:trPr>
@@ -14163,8 +13797,6 @@
             <w:r>
               <w:rPr>
                 <w:rStyle w:val="VerbatimChar"/>
-                <w:sz w:val="17"/>
-                <w:szCs w:val="17"/>
               </w:rPr>
               <w:t xml:space="preserve">ID24_EGF</w:t>
             </w:r>
@@ -14201,8 +13833,6 @@
             <w:r>
               <w:rPr>
                 <w:rStyle w:val="VerbatimChar"/>
-                <w:sz w:val="17"/>
-                <w:szCs w:val="17"/>
               </w:rPr>
               <w:t xml:space="preserve">old_sfera</w:t>
             </w:r>
@@ -14218,8 +13848,6 @@
             <w:r>
               <w:rPr>
                 <w:rStyle w:val="VerbatimChar"/>
-                <w:sz w:val="17"/>
-                <w:szCs w:val="17"/>
               </w:rPr>
               <w:t xml:space="preserve">origin</w:t>
             </w:r>
@@ -14232,8 +13860,6 @@
             <w:r>
               <w:rPr>
                 <w:rStyle w:val="VerbatimChar"/>
-                <w:sz w:val="17"/>
-                <w:szCs w:val="17"/>
               </w:rPr>
               <w:t xml:space="preserve">fa.saas.sferaplatform.ru</w:t>
             </w:r>
@@ -14308,8 +13934,6 @@
             <w:r>
               <w:rPr>
                 <w:rStyle w:val="VerbatimChar"/>
-                <w:sz w:val="17"/>
-                <w:szCs w:val="17"/>
               </w:rPr>
               <w:t xml:space="preserve">make check</w:t>
             </w:r>
@@ -14372,8 +13996,6 @@
             <w:r>
               <w:rPr>
                 <w:rStyle w:val="VerbatimChar"/>
-                <w:sz w:val="17"/>
-                <w:szCs w:val="17"/>
               </w:rPr>
               <w:t xml:space="preserve">DR-01</w:t>
             </w:r>
@@ -14445,8 +14067,6 @@
             <w:r>
               <w:rPr>
                 <w:rStyle w:val="VerbatimChar"/>
-                <w:sz w:val="17"/>
-                <w:szCs w:val="17"/>
               </w:rPr>
               <w:t xml:space="preserve">DR-03</w:t>
             </w:r>
@@ -14617,8 +14237,8 @@
         </w:tc>
       </w:tr>
     </w:tbl>
-    <w:bookmarkEnd w:id="95"/>
-    <w:bookmarkStart w:id="99" w:name="X7c179e8447202c786d0876a422a2c12419f1ad2"/>
+    <w:bookmarkEnd w:id="45"/>
+    <w:bookmarkStart w:id="49" w:name="X7c179e8447202c786d0876a422a2c12419f1ad2"/>
     <w:p>
       <w:pPr>
         <w:pStyle w:val="Heading3"/>
@@ -14642,17 +14262,16 @@
     <w:tbl>
       <w:tblPr>
         <w:tblStyle w:val="Table"/>
-        <w:tblW w:type="pct" w:w="5000"/>
-        <w:tblLayout w:type="fixed"/>
+        <w:tblW w:type="auto" w:w="0"/>
         <w:tblLook w:firstRow="1" w:lastRow="0" w:firstColumn="0" w:lastColumn="0" w:noHBand="0" w:noVBand="0" w:val="0020"/>
       </w:tblPr>
       <w:tblGrid>
-        <w:gridCol w:w="554"/>
-        <w:gridCol w:w="1501"/>
-        <w:gridCol w:w="1478"/>
-        <w:gridCol w:w="871"/>
-        <w:gridCol w:w="1029"/>
-        <w:gridCol w:w="2484"/>
+        <w:gridCol w:w="1320"/>
+        <w:gridCol w:w="1320"/>
+        <w:gridCol w:w="1320"/>
+        <w:gridCol w:w="1320"/>
+        <w:gridCol w:w="1320"/>
+        <w:gridCol w:w="1320"/>
       </w:tblGrid>
       <w:tr>
         <w:trPr>
@@ -15124,8 +14743,6 @@
             <w:r>
               <w:rPr>
                 <w:rStyle w:val="VerbatimChar"/>
-                <w:sz w:val="17"/>
-                <w:szCs w:val="17"/>
               </w:rPr>
               <w:t xml:space="preserve">docs/status/</w:t>
             </w:r>
@@ -15147,25 +14764,25 @@
     </w:p>
     <w:p>
       <w:pPr>
-        <w:pStyle w:val="CaptionedFigure"/>
+        <w:pStyle w:val="BodyText"/>
       </w:pPr>
       <w:r>
         <w:drawing>
           <wp:inline>
-            <wp:extent cx="5334000" cy="1564821"/>
+            <wp:extent cx="5330952" cy="1563927"/>
             <wp:effectExtent b="0" l="0" r="0" t="0"/>
-            <wp:docPr descr="Рисунок 3. Внутренние зависимости пакетов работ (критический путь выделен красным)" title="" id="97" name="Picture"/>
+            <wp:docPr descr="Рисунок 3. Внутренние зависимости пакетов работ (критический путь выделен красным)" title="" id="47" name="Picture"/>
             <a:graphic>
               <a:graphicData uri="http://schemas.openxmlformats.org/drawingml/2006/picture">
                 <pic:pic>
                   <pic:nvPicPr>
-                    <pic:cNvPr descr="media/figure_3.png" id="98" name="Picture"/>
+                    <pic:cNvPr descr="media/figure_3.png" id="48" name="Picture"/>
                     <pic:cNvPicPr>
                       <a:picLocks noChangeArrowheads="1" noChangeAspect="1"/>
                     </pic:cNvPicPr>
                   </pic:nvPicPr>
                   <pic:blipFill>
-                    <a:blip r:embed="rId96"/>
+                    <a:blip r:embed="rId46"/>
                     <a:stretch>
                       <a:fillRect/>
                     </a:stretch>
@@ -15173,7 +14790,7 @@
                   <pic:spPr bwMode="auto">
                     <a:xfrm>
                       <a:off x="0" y="0"/>
-                      <a:ext cx="5334000" cy="1564821"/>
+                      <a:ext cx="5330952" cy="1563927"/>
                     </a:xfrm>
                     <a:prstGeom prst="rect">
                       <a:avLst/>
@@ -15194,14 +14811,6 @@
     </w:p>
     <w:p>
       <w:pPr>
-        <w:pStyle w:val="ImageCaption"/>
-      </w:pPr>
-      <w:r>
-        <w:t xml:space="preserve">Рисунок 3. Внутренние зависимости пакетов работ (критический путь выделен красным)</w:t>
-      </w:r>
-    </w:p>
-    <w:p>
-      <w:pPr>
         <w:pStyle w:val="BodyText"/>
       </w:pPr>
       <w:r>
@@ -15233,8 +14842,8 @@
         <w:t xml:space="preserve">публикуется как OpenAPI-спецификация уже на M2. Работа над 3.7 начинается на моке API и не ждет M3.</w:t>
       </w:r>
     </w:p>
-    <w:bookmarkEnd w:id="99"/>
-    <w:bookmarkStart w:id="100" w:name="X2a253a80293ded58de6a1309011b4704beaf6cf"/>
+    <w:bookmarkEnd w:id="49"/>
+    <w:bookmarkStart w:id="51" w:name="X2a253a80293ded58de6a1309011b4704beaf6cf"/>
     <w:p>
       <w:pPr>
         <w:pStyle w:val="Heading3"/>
@@ -15243,21 +14852,52 @@
         <w:t xml:space="preserve">6.4. Ключевые риски (топ-5)</w:t>
       </w:r>
     </w:p>
+    <w:p>
+      <w:pPr>
+        <w:pStyle w:val="BlockText"/>
+      </w:pPr>
+      <w:r>
+        <w:rPr>
+          <w:b/>
+          <w:bCs/>
+        </w:rPr>
+        <w:t xml:space="preserve">Примечание.</w:t>
+      </w:r>
+      <w:r>
+        <w:t xml:space="preserve"> </w:t>
+      </w:r>
+      <w:r>
+        <w:t xml:space="preserve">Полный реестр рисков (25 рисков, единая шкала P × I, план реагирования, индикаторы и задачи) ведется в</w:t>
+      </w:r>
+      <w:r>
+        <w:t xml:space="preserve"> </w:t>
+      </w:r>
+      <w:hyperlink r:id="rId50">
+        <w:r>
+          <w:rPr>
+            <w:rStyle w:val="Hyperlink"/>
+          </w:rPr>
+          <w:t xml:space="preserve">семинаре 6</w:t>
+        </w:r>
+      </w:hyperlink>
+      <w:r>
+        <w:t xml:space="preserve">. Таблица ниже — исходная версия топ-5 на 07.10.2026.</w:t>
+      </w:r>
+    </w:p>
     <w:tbl>
       <w:tblPr>
         <w:tblStyle w:val="Table"/>
-        <w:tblW w:type="pct" w:w="5000"/>
-        <w:tblLayout w:type="fixed"/>
+        <w:tblW w:type="auto" w:w="0"/>
         <w:tblLook w:firstRow="1" w:lastRow="0" w:firstColumn="0" w:lastColumn="0" w:noHBand="0" w:noVBand="0" w:val="0020"/>
       </w:tblPr>
       <w:tblGrid>
-        <w:gridCol w:w="633"/>
-        <w:gridCol w:w="1804"/>
-        <w:gridCol w:w="475"/>
-        <w:gridCol w:w="712"/>
-        <w:gridCol w:w="792"/>
-        <w:gridCol w:w="1515"/>
-        <w:gridCol w:w="1985"/>
+        <w:gridCol w:w="1131"/>
+        <w:gridCol w:w="1131"/>
+        <w:gridCol w:w="1131"/>
+        <w:gridCol w:w="1131"/>
+        <w:gridCol w:w="1131"/>
+        <w:gridCol w:w="1131"/>
+        <w:gridCol w:w="1131"/>
       </w:tblGrid>
       <w:tr>
         <w:trPr>
@@ -15806,9 +15446,9 @@
         </w:pict>
       </w:r>
     </w:p>
-    <w:bookmarkEnd w:id="100"/>
-    <w:bookmarkEnd w:id="101"/>
-    <w:bookmarkStart w:id="107" w:name="X5611d31189d7eaf7b93119e676a9ed606ee7afc"/>
+    <w:bookmarkEnd w:id="51"/>
+    <w:bookmarkEnd w:id="52"/>
+    <w:bookmarkStart w:id="58" w:name="X5611d31189d7eaf7b93119e676a9ed606ee7afc"/>
     <w:p>
       <w:pPr>
         <w:pStyle w:val="Heading2"/>
@@ -15817,7 +15457,7 @@
         <w:t xml:space="preserve">7. Формат статуса проекта и частота контроля</w:t>
       </w:r>
     </w:p>
-    <w:bookmarkStart w:id="102" w:name="Xc97ada863d98efff23db4b1af2ead6a5f36534e"/>
+    <w:bookmarkStart w:id="53" w:name="Xc97ada863d98efff23db4b1af2ead6a5f36534e"/>
     <w:p>
       <w:pPr>
         <w:pStyle w:val="Heading3"/>
@@ -15829,16 +15469,15 @@
     <w:tbl>
       <w:tblPr>
         <w:tblStyle w:val="Table"/>
-        <w:tblW w:type="pct" w:w="5000"/>
-        <w:tblLayout w:type="fixed"/>
+        <w:tblW w:type="auto" w:w="0"/>
         <w:tblLook w:firstRow="1" w:lastRow="0" w:firstColumn="0" w:lastColumn="0" w:noHBand="0" w:noVBand="0" w:val="0020"/>
       </w:tblPr>
       <w:tblGrid>
-        <w:gridCol w:w="1377"/>
-        <w:gridCol w:w="1680"/>
-        <w:gridCol w:w="1311"/>
-        <w:gridCol w:w="1298"/>
-        <w:gridCol w:w="2252"/>
+        <w:gridCol w:w="1584"/>
+        <w:gridCol w:w="1584"/>
+        <w:gridCol w:w="1584"/>
+        <w:gridCol w:w="1584"/>
+        <w:gridCol w:w="1584"/>
       </w:tblGrid>
       <w:tr>
         <w:trPr>
@@ -16050,8 +15689,6 @@
             <w:r>
               <w:rPr>
                 <w:rStyle w:val="VerbatimChar"/>
-                <w:sz w:val="17"/>
-                <w:szCs w:val="17"/>
               </w:rPr>
               <w:t xml:space="preserve">docs/status/2026-Wxx.md</w:t>
             </w:r>
@@ -16371,8 +16008,8 @@
         </w:tc>
       </w:tr>
     </w:tbl>
-    <w:bookmarkEnd w:id="102"/>
-    <w:bookmarkStart w:id="105" w:name="X094b27ba85beb79f214203d601cd9bc2ace2c81"/>
+    <w:bookmarkEnd w:id="53"/>
+    <w:bookmarkStart w:id="56" w:name="X094b27ba85beb79f214203d601cd9bc2ace2c81"/>
     <w:p>
       <w:pPr>
         <w:pStyle w:val="Heading3"/>
@@ -16391,7 +16028,7 @@
       <w:r>
         <w:t xml:space="preserve"> </w:t>
       </w:r>
-      <w:hyperlink r:id="rId103">
+      <w:hyperlink r:id="rId54">
         <w:r>
           <w:rPr>
             <w:rStyle w:val="VerbatimChar"/>
@@ -16405,7 +16042,7 @@
       <w:r>
         <w:t xml:space="preserve"> </w:t>
       </w:r>
-      <w:hyperlink r:id="rId104">
+      <w:hyperlink r:id="rId55">
         <w:r>
           <w:rPr>
             <w:rStyle w:val="VerbatimChar"/>
@@ -16722,8 +16359,8 @@
         <w:t xml:space="preserve">— изменения статусов.</w:t>
       </w:r>
     </w:p>
-    <w:bookmarkEnd w:id="105"/>
-    <w:bookmarkStart w:id="106" w:name="X210116fd89abce87c57fd32a77cc21ce93058ed"/>
+    <w:bookmarkEnd w:id="56"/>
+    <w:bookmarkStart w:id="57" w:name="X210116fd89abce87c57fd32a77cc21ce93058ed"/>
     <w:p>
       <w:pPr>
         <w:pStyle w:val="Heading3"/>
@@ -16735,15 +16372,14 @@
     <w:tbl>
       <w:tblPr>
         <w:tblStyle w:val="Table"/>
-        <w:tblW w:type="pct" w:w="5000"/>
-        <w:tblLayout w:type="fixed"/>
+        <w:tblW w:type="auto" w:w="0"/>
         <w:tblLook w:firstRow="1" w:lastRow="0" w:firstColumn="0" w:lastColumn="0" w:noHBand="0" w:noVBand="0" w:val="0020"/>
       </w:tblPr>
       <w:tblGrid>
-        <w:gridCol w:w="871"/>
-        <w:gridCol w:w="1801"/>
-        <w:gridCol w:w="2319"/>
-        <w:gridCol w:w="2927"/>
+        <w:gridCol w:w="1980"/>
+        <w:gridCol w:w="1980"/>
+        <w:gridCol w:w="1980"/>
+        <w:gridCol w:w="1980"/>
       </w:tblGrid>
       <w:tr>
         <w:trPr>
@@ -16939,8 +16575,6 @@
             <w:r>
               <w:rPr>
                 <w:rStyle w:val="VerbatimChar"/>
-                <w:sz w:val="17"/>
-                <w:szCs w:val="17"/>
               </w:rPr>
               <w:t xml:space="preserve">develop</w:t>
             </w:r>
@@ -17127,9 +16761,9 @@
         </w:pict>
       </w:r>
     </w:p>
-    <w:bookmarkEnd w:id="106"/>
-    <w:bookmarkEnd w:id="107"/>
-    <w:bookmarkStart w:id="108" w:name="Xac121ee09b2d81cfdc8dabc30aebb77581a11c8"/>
+    <w:bookmarkEnd w:id="57"/>
+    <w:bookmarkEnd w:id="58"/>
+    <w:bookmarkStart w:id="59" w:name="Xac121ee09b2d81cfdc8dabc30aebb77581a11c8"/>
     <w:p>
       <w:pPr>
         <w:pStyle w:val="Heading2"/>
@@ -17141,13 +16775,12 @@
     <w:tbl>
       <w:tblPr>
         <w:tblStyle w:val="Table"/>
-        <w:tblW w:type="pct" w:w="5000"/>
-        <w:tblLayout w:type="fixed"/>
+        <w:tblW w:type="auto" w:w="0"/>
         <w:tblLook w:firstRow="1" w:lastRow="0" w:firstColumn="0" w:lastColumn="0" w:noHBand="0" w:noVBand="0" w:val="0020"/>
       </w:tblPr>
       <w:tblGrid>
-        <w:gridCol w:w="3711"/>
-        <w:gridCol w:w="4208"/>
+        <w:gridCol w:w="3960"/>
+        <w:gridCol w:w="3960"/>
       </w:tblGrid>
       <w:tr>
         <w:trPr>
@@ -17201,8 +16834,6 @@
             <w:r>
               <w:rPr>
                 <w:rStyle w:val="VerbatimChar"/>
-                <w:sz w:val="17"/>
-                <w:szCs w:val="17"/>
               </w:rPr>
               <w:t xml:space="preserve">docs/seminar_5/README.md</w:t>
             </w:r>
@@ -17238,8 +16869,6 @@
             <w:r>
               <w:rPr>
                 <w:rStyle w:val="VerbatimChar"/>
-                <w:sz w:val="17"/>
-                <w:szCs w:val="17"/>
               </w:rPr>
               <w:t xml:space="preserve">docs/status/TEMPLATE.md</w:t>
             </w:r>
@@ -17252,8 +16881,6 @@
             <w:r>
               <w:rPr>
                 <w:rStyle w:val="VerbatimChar"/>
-                <w:sz w:val="17"/>
-                <w:szCs w:val="17"/>
               </w:rPr>
               <w:t xml:space="preserve">docs/status/2026-W41.md</w:t>
             </w:r>
@@ -17294,8 +16921,8 @@
         </w:pict>
       </w:r>
     </w:p>
-    <w:bookmarkEnd w:id="108"/>
-    <w:bookmarkStart w:id="109" w:name="X5488ec8f3e3cc22e3913eb24587691ca0e3f7bc"/>
+    <w:bookmarkEnd w:id="59"/>
+    <w:bookmarkStart w:id="60" w:name="X5488ec8f3e3cc22e3913eb24587691ca0e3f7bc"/>
     <w:p>
       <w:pPr>
         <w:pStyle w:val="Heading2"/>
@@ -17307,16 +16934,15 @@
     <w:tbl>
       <w:tblPr>
         <w:tblStyle w:val="Table"/>
-        <w:tblW w:type="pct" w:w="5000"/>
-        <w:tblLayout w:type="fixed"/>
+        <w:tblW w:type="auto" w:w="0"/>
         <w:tblLook w:firstRow="1" w:lastRow="0" w:firstColumn="0" w:lastColumn="0" w:noHBand="0" w:noVBand="0" w:val="0020"/>
       </w:tblPr>
       <w:tblGrid>
-        <w:gridCol w:w="633"/>
-        <w:gridCol w:w="950"/>
-        <w:gridCol w:w="685"/>
-        <w:gridCol w:w="1029"/>
-        <w:gridCol w:w="4621"/>
+        <w:gridCol w:w="1584"/>
+        <w:gridCol w:w="1584"/>
+        <w:gridCol w:w="1584"/>
+        <w:gridCol w:w="1584"/>
+        <w:gridCol w:w="1584"/>
       </w:tblGrid>
       <w:tr>
         <w:trPr>
@@ -17522,8 +17148,6 @@
             <w:r>
               <w:rPr>
                 <w:rStyle w:val="VerbatimChar"/>
-                <w:sz w:val="17"/>
-                <w:szCs w:val="17"/>
               </w:rPr>
               <w:t xml:space="preserve">FR-ETL-03</w:t>
             </w:r>
@@ -17539,8 +17163,6 @@
             <w:r>
               <w:rPr>
                 <w:rStyle w:val="VerbatimChar"/>
-                <w:sz w:val="17"/>
-                <w:szCs w:val="17"/>
               </w:rPr>
               <w:t xml:space="preserve">DR-04</w:t>
             </w:r>
@@ -17625,6 +17247,82 @@
             </w:r>
             <w:r>
               <w:t xml:space="preserve">вместо фиксированного cron в 00:00 / 02:00 UTC базовым сценарием стало лучшее статическое расписание в домашнем ЦОД; экономия разложена на эффект времени (основная метрика) и эффект места; порог 15% → 10% (предварительно, уточняется на M2). Добавлена методика проверки (п. 1.3)</w:t>
+            </w:r>
+          </w:p>
+        </w:tc>
+      </w:tr>
+      <w:tr>
+        <w:tc>
+          <w:tcPr/>
+          <w:p>
+            <w:pPr>
+              <w:pStyle w:val="Compact"/>
+              <w:jc w:val="center"/>
+            </w:pPr>
+            <w:r>
+              <w:rPr>
+                <w:b/>
+                <w:bCs/>
+              </w:rPr>
+              <w:t xml:space="preserve">v1.3</w:t>
+            </w:r>
+          </w:p>
+        </w:tc>
+        <w:tc>
+          <w:tcPr/>
+          <w:p>
+            <w:pPr>
+              <w:pStyle w:val="Compact"/>
+              <w:jc w:val="center"/>
+            </w:pPr>
+            <w:r>
+              <w:t xml:space="preserve">14.10.2026</w:t>
+            </w:r>
+          </w:p>
+        </w:tc>
+        <w:tc>
+          <w:tcPr/>
+          <w:p>
+            <w:pPr>
+              <w:pStyle w:val="Compact"/>
+              <w:jc w:val="left"/>
+            </w:pPr>
+            <w:r>
+              <w:t xml:space="preserve">Богдан Леонов</w:t>
+            </w:r>
+          </w:p>
+        </w:tc>
+        <w:tc>
+          <w:tcPr/>
+          <w:p>
+            <w:pPr>
+              <w:pStyle w:val="Compact"/>
+              <w:jc w:val="center"/>
+            </w:pPr>
+            <w:r>
+              <w:t xml:space="preserve">На утверждении</w:t>
+            </w:r>
+          </w:p>
+        </w:tc>
+        <w:tc>
+          <w:tcPr/>
+          <w:p>
+            <w:pPr>
+              <w:pStyle w:val="Compact"/>
+              <w:jc w:val="left"/>
+            </w:pPr>
+            <w:r>
+              <w:rPr>
+                <w:b/>
+                <w:bCs/>
+              </w:rPr>
+              <w:t xml:space="preserve">Риски:</w:t>
+            </w:r>
+            <w:r>
+              <w:t xml:space="preserve"> </w:t>
+            </w:r>
+            <w:r>
+              <w:t xml:space="preserve">реестр рисков перенесен в семинар 6 (25 рисков, KRI-1…KRI-3). Задачи по снижению рисков RT-01…RT-12 добавляют 10 ч сверх WBS (BL +2, MT +7, GV +1): резерв 45 → 35 ч (12%), WBS и контрольные точки не меняются</w:t>
             </w:r>
           </w:p>
         </w:tc>
@@ -17719,8 +17417,8 @@
         <w:t xml:space="preserve">5. Устав утвержден спонсором (критерий M0).</w:t>
       </w:r>
     </w:p>
-    <w:bookmarkEnd w:id="109"/>
-    <w:bookmarkEnd w:id="110"/>
+    <w:bookmarkEnd w:id="60"/>
+    <w:bookmarkEnd w:id="61"/>
     <w:sectPr>
       <w:footnotePr>
         <w:numRestart w:val="eachSect"/>

--- a/docs/seminar_5/seminar_5.docx
+++ b/docs/seminar_5/seminar_5.docx
@@ -5855,7 +5855,7 @@
         <w:t xml:space="preserve"> </w:t>
       </w:r>
       <w:r>
-        <w:t xml:space="preserve">— Григорий Витрик. Оценка — в чел.-ч, по аналогии и экспертно (метод трех точек не применялся).</w:t>
+        <w:t xml:space="preserve">— Григорий Витрик. Оценка — в чел.-ч, экспертная: каждый пакет оценил его владелец по своему опыту (метод трех точек не применялся). Оценки сверяются с фактическими часами в «Сфере» (индикатор KRI-1, семинар 6), а ошибку оценки покрывает резерв 15% (п. 6.1).</w:t>
       </w:r>
     </w:p>
     <w:tbl>
